--- a/Part1-2_Final_Report_Formatted.docx
+++ b/Part1-2_Final_Report_Formatted.docx
@@ -4,209 +4,258 @@
   <w:body>
     <w:p>
       <w:pPr>
-        <w:pStyle w:val="Title"/>
-      </w:pPr>
-      <w:r>
-        <w:rPr>
-          <w:rFonts w:ascii="Calibri" w:hAnsi="Calibri"/>
-          <w:color w:val="000000"/>
-          <w:sz w:val="22"/>
-        </w:rPr>
-        <w:t>Part 1: Classification Backbone Report</w:t>
+        <w:pStyle w:val="Heading1"/>
+      </w:pPr>
+      <w:r>
+        <w:rPr>
+          <w:rFonts w:ascii="Calibri" w:hAnsi="Calibri"/>
+          <w:color w:val="2F5496"/>
+          <w:sz w:val="32"/>
+        </w:rPr>
+        <w:t>Object Detection with Deep Learning: Project 3</w:t>
       </w:r>
     </w:p>
     <w:p>
-      <w:pPr>
-        <w:pStyle w:val="Title"/>
-      </w:pPr>
-      <w:r>
-        <w:rPr>
-          <w:rFonts w:ascii="Calibri" w:hAnsi="Calibri"/>
+      <w:r>
+        <w:rPr>
+          <w:rFonts w:ascii="Calibri" w:hAnsi="Calibri"/>
+          <w:b/>
           <w:color w:val="000000"/>
-          <w:sz w:val="22"/>
-        </w:rPr>
-        <w:t>MobileNetV3-Small Architecture Analysis (Condensed)</w:t>
+        </w:rPr>
+        <w:t>Authors:</w:t>
+      </w:r>
+      <w:r>
+        <w:rPr>
+          <w:rFonts w:ascii="Calibri" w:hAnsi="Calibri"/>
+          <w:color w:val="000000"/>
+        </w:rPr>
+        <w:t xml:space="preserve"> Yehonatan Gurevich (206607962), Yehuda Frist (316484476)</w:t>
       </w:r>
     </w:p>
     <w:p/>
     <w:p>
       <w:pPr>
         <w:pStyle w:val="Heading2"/>
-        <w:keepNext w:val="0"/>
-        <w:keepLines w:val="0"/>
-        <w:spacing w:before="0" w:after="80" w:line="240" w:lineRule="auto"/>
-        <w:rPr>
-          <w:sz w:val="22"/>
-          <w:szCs w:val="22"/>
-        </w:rPr>
-      </w:pPr>
-      <w:r>
-        <w:rPr>
-          <w:rFonts w:ascii="Calibri" w:hAnsi="Calibri"/>
-          <w:b/>
+      </w:pPr>
+      <w:r>
+        <w:rPr>
+          <w:rFonts w:ascii="Calibri" w:hAnsi="Calibri"/>
           <w:color w:val="2F5496"/>
           <w:sz w:val="28"/>
         </w:rPr>
-        <w:t>Names: Yehonatan Gurevich 206607962, Yehuda Frist 316484476</w:t>
-      </w:r>
-      <w:r>
-        <w:rPr>
-          <w:rFonts w:ascii="Calibri" w:hAnsi="Calibri"/>
-          <w:b/>
-          <w:color w:val="2F5496"/>
-          <w:sz w:val="28"/>
-        </w:rPr>
-        <w:br/>
-        <w:t xml:space="preserve">Link to output videos:  </w:t>
+        <w:t>Links</w:t>
       </w:r>
     </w:p>
     <w:p>
       <w:pPr>
-        <w:pStyle w:val="Heading2"/>
-        <w:keepNext w:val="0"/>
-        <w:keepLines w:val="0"/>
-        <w:spacing w:before="0" w:after="80" w:line="240" w:lineRule="auto"/>
-      </w:pPr>
-      <w:bookmarkStart w:id="0" w:name="_mwi6pg21gsbn" w:colFirst="0" w:colLast="0"/>
-      <w:bookmarkEnd w:id="0"/>
+        <w:pStyle w:val="ListBullet"/>
+      </w:pPr>
       <w:r>
         <w:rPr>
           <w:rFonts w:ascii="Calibri" w:hAnsi="Calibri"/>
           <w:b/>
-          <w:color w:val="2F5496"/>
-          <w:sz w:val="28"/>
-        </w:rPr>
-        <w:t xml:space="preserve">Link to input videos: </w:t>
+          <w:color w:val="000000"/>
+        </w:rPr>
+        <w:t>Input Video:</w:t>
+      </w:r>
+      <w:r>
+        <w:rPr>
+          <w:rFonts w:ascii="Calibri" w:hAnsi="Calibri"/>
+          <w:color w:val="000000"/>
+        </w:rPr>
+        <w:t xml:space="preserve"> </w:t>
+      </w:r>
+      <w:hyperlink r:id="rId6" w:history="1">
+        <w:r>
+          <w:rPr>
+            <w:rStyle w:val="Hyperlink"/>
+            <w:rFonts w:ascii="Calibri" w:hAnsi="Calibri"/>
+          </w:rPr>
+          <w:t>input</w:t>
+        </w:r>
+      </w:hyperlink>
+      <w:r>
+        <w:rPr>
+          <w:rFonts w:ascii="Calibri" w:hAnsi="Calibri"/>
+          <w:color w:val="000000"/>
+        </w:rPr>
+        <w:t xml:space="preserve"> </w:t>
       </w:r>
     </w:p>
     <w:p>
       <w:pPr>
-        <w:spacing w:after="0" w:line="240" w:lineRule="auto"/>
-        <w:rPr>
-          <w:rFonts w:ascii="Arial" w:eastAsia="Arial" w:hAnsi="Arial" w:cs="Arial"/>
-          <w:lang w:val="en-AU" w:eastAsia="en-AU" w:bidi="he-IL"/>
-        </w:rPr>
-      </w:pPr>
-      <w:r>
-        <w:rPr>
-          <w:rFonts w:ascii="Calibri" w:eastAsia="Arial" w:hAnsi="Calibri" w:cs="Arial"/>
+        <w:pStyle w:val="ListBullet"/>
+      </w:pPr>
+      <w:r>
+        <w:rPr>
+          <w:rFonts w:ascii="Calibri" w:hAnsi="Calibri"/>
+          <w:b/>
           <w:color w:val="000000"/>
-          <w:sz w:val="22"/>
-          <w:lang w:val="en-AU" w:eastAsia="en-AU" w:bidi="he-IL"/>
-        </w:rPr>
-        <w:t xml:space="preserve">  ID 1 Sum: 2+0+6+6+0+7+9+6+2=38</w:t>
-      </w:r>
-    </w:p>
-    <w:p>
-      <w:pPr>
-        <w:spacing w:after="0" w:line="240" w:lineRule="auto"/>
-        <w:rPr>
-          <w:rFonts w:ascii="Arial" w:eastAsia="Arial" w:hAnsi="Arial" w:cs="Arial"/>
-          <w:lang w:val="en-AU" w:eastAsia="en-AU" w:bidi="he-IL"/>
-        </w:rPr>
-      </w:pPr>
-    </w:p>
-    <w:p>
-      <w:pPr>
-        <w:spacing w:after="0" w:line="240" w:lineRule="auto"/>
-        <w:rPr>
-          <w:rFonts w:ascii="Arial" w:eastAsia="Arial" w:hAnsi="Arial" w:cs="Arial"/>
-          <w:lang w:val="en-AU" w:eastAsia="en-AU" w:bidi="he-IL"/>
-        </w:rPr>
-      </w:pPr>
-      <w:r>
-        <w:rPr>
-          <w:rFonts w:ascii="Calibri" w:eastAsia="Arial" w:hAnsi="Calibri" w:cs="Arial"/>
+        </w:rPr>
+        <w:t>Output Video Inference:</w:t>
+      </w:r>
+      <w:r>
+        <w:rPr>
+          <w:rFonts w:ascii="Calibri" w:hAnsi="Calibri"/>
+          <w:b/>
           <w:color w:val="000000"/>
-          <w:sz w:val="22"/>
-          <w:lang w:val="en-AU" w:eastAsia="en-AU" w:bidi="he-IL"/>
-        </w:rPr>
-        <w:t xml:space="preserve">    ID 2 Sum: 3+1+6+4+8+4+4+7+6=43</w:t>
-      </w:r>
-    </w:p>
-    <w:p>
-      <w:pPr>
-        <w:spacing w:after="0" w:line="240" w:lineRule="auto"/>
-        <w:rPr>
-          <w:rFonts w:ascii="Arial" w:eastAsia="Arial" w:hAnsi="Arial" w:cs="Arial"/>
-          <w:lang w:val="en-AU" w:eastAsia="en-AU" w:bidi="he-IL"/>
-        </w:rPr>
-      </w:pPr>
-    </w:p>
-    <w:p>
-      <w:pPr>
-        <w:spacing w:after="0" w:line="240" w:lineRule="auto"/>
-        <w:rPr>
-          <w:rFonts w:ascii="Arial" w:eastAsia="Arial" w:hAnsi="Arial" w:cs="Arial"/>
-          <w:lang w:eastAsia="en-AU" w:bidi="he-IL"/>
-        </w:rPr>
-      </w:pPr>
-      <w:r>
-        <w:rPr>
-          <w:rFonts w:ascii="Calibri" w:eastAsia="Arial" w:hAnsi="Calibri" w:cs="Arial"/>
-          <w:color w:val="000000"/>
-          <w:sz w:val="22"/>
-          <w:lang w:val="en-AU" w:eastAsia="en-AU" w:bidi="he-IL"/>
-        </w:rPr>
-        <w:t xml:space="preserve">    Total Sum: 38+43=81</w:t>
-      </w:r>
-      <w:r>
-        <w:rPr>
-          <w:rFonts w:ascii="Calibri" w:eastAsia="Arial" w:hAnsi="Calibri" w:cs="Arial" w:hint="cs"/>
-          <w:color w:val="000000"/>
-          <w:sz w:val="22"/>
-          <w:rtl/>
-          <w:lang w:val="en-AU" w:eastAsia="en-AU" w:bidi="he-IL"/>
         </w:rPr>
         <w:t xml:space="preserve"> </w:t>
       </w:r>
-      <w:r>
-        <w:rPr>
-          <w:rFonts w:ascii="Calibri" w:eastAsia="Arial" w:hAnsi="Calibri" w:cs="Arial"/>
-          <w:color w:val="000000"/>
-          <w:sz w:val="22"/>
-          <w:lang w:val="en-AU" w:eastAsia="en-AU" w:bidi="he-IL"/>
-        </w:rPr>
-        <w:t xml:space="preserve"> = 8 + 1 = 9</w:t>
-      </w:r>
+      <w:hyperlink r:id="rId7" w:history="1">
+        <w:r>
+          <w:rPr>
+            <w:rStyle w:val="Hyperlink"/>
+            <w:rFonts w:ascii="Calibri" w:hAnsi="Calibri"/>
+            <w:bCs/>
+          </w:rPr>
+          <w:t>output</w:t>
+        </w:r>
+      </w:hyperlink>
     </w:p>
     <w:p/>
     <w:p>
+      <w:pPr>
+        <w:pStyle w:val="Heading2"/>
+      </w:pPr>
+      <w:r>
+        <w:rPr>
+          <w:rFonts w:ascii="Calibri" w:hAnsi="Calibri"/>
+          <w:color w:val="2F5496"/>
+          <w:sz w:val="28"/>
+        </w:rPr>
+        <w:t>Architecture Selection (ID Summation)</w:t>
+      </w:r>
+    </w:p>
+    <w:p>
       <w:r>
         <w:rPr>
           <w:rFonts w:ascii="Calibri" w:hAnsi="Calibri"/>
           <w:color w:val="000000"/>
-          <w:sz w:val="22"/>
-        </w:rPr>
-        <w:t>Backbone: MobileNetV3-Small (ID Digit Sum: 9)</w:t>
+        </w:rPr>
+        <w:t>The project required selecting a convolutional backbone based on the summation of the group members' identification numbers.</w:t>
+      </w:r>
+    </w:p>
+    <w:p>
+      <w:pPr>
+        <w:pStyle w:val="ListBullet"/>
+      </w:pPr>
+      <w:r>
+        <w:rPr>
+          <w:rFonts w:ascii="Calibri" w:hAnsi="Calibri"/>
+          <w:color w:val="000000"/>
+        </w:rPr>
+        <w:t>ID 1 (206607962) Sum: 2+0+6+6+0+7+9+6+2 = 38</w:t>
+      </w:r>
+    </w:p>
+    <w:p>
+      <w:pPr>
+        <w:pStyle w:val="ListBullet"/>
+      </w:pPr>
+      <w:r>
+        <w:rPr>
+          <w:rFonts w:ascii="Calibri" w:hAnsi="Calibri"/>
+          <w:color w:val="000000"/>
+        </w:rPr>
+        <w:t>ID 2 (316484476) Sum: 3+1+6+4+8+4+4+7+6 = 43</w:t>
+      </w:r>
+    </w:p>
+    <w:p>
+      <w:pPr>
+        <w:pStyle w:val="ListBullet"/>
+      </w:pPr>
+      <w:r>
+        <w:rPr>
+          <w:rFonts w:ascii="Calibri" w:hAnsi="Calibri"/>
+          <w:color w:val="000000"/>
+        </w:rPr>
+        <w:t>Combined Sum: 38 + 43 = 81</w:t>
+      </w:r>
+    </w:p>
+    <w:p>
+      <w:pPr>
+        <w:pStyle w:val="ListBullet"/>
+      </w:pPr>
+      <w:r>
+        <w:rPr>
+          <w:rFonts w:ascii="Calibri" w:hAnsi="Calibri"/>
+          <w:color w:val="000000"/>
+        </w:rPr>
+        <w:t>Final Digit Sum: 8 + 1 = 9</w:t>
+      </w:r>
+    </w:p>
+    <w:p>
+      <w:pPr>
+        <w:pStyle w:val="ListBullet"/>
+      </w:pPr>
+      <w:r>
+        <w:rPr>
+          <w:rFonts w:ascii="Calibri" w:hAnsi="Calibri"/>
+          <w:b/>
+          <w:color w:val="000000"/>
+        </w:rPr>
+        <w:t>Result:</w:t>
+      </w:r>
+      <w:r>
+        <w:rPr>
+          <w:rFonts w:ascii="Calibri" w:hAnsi="Calibri"/>
+          <w:color w:val="000000"/>
+        </w:rPr>
+        <w:t xml:space="preserve"> Value 9 dictates the selection of the </w:t>
+      </w:r>
+      <w:r>
+        <w:rPr>
+          <w:rFonts w:ascii="Calibri" w:hAnsi="Calibri"/>
+          <w:b/>
+          <w:color w:val="000000"/>
+        </w:rPr>
+        <w:t>MobileNetV3-Small</w:t>
+      </w:r>
+      <w:r>
+        <w:rPr>
+          <w:rFonts w:ascii="Calibri" w:hAnsi="Calibri"/>
+          <w:color w:val="000000"/>
+        </w:rPr>
+        <w:t xml:space="preserve"> architecture.</w:t>
+      </w:r>
+    </w:p>
+    <w:p/>
+    <w:p/>
+    <w:p/>
+    <w:p>
+      <w:pPr>
+        <w:pStyle w:val="Heading1"/>
+      </w:pPr>
+      <w:r>
+        <w:rPr>
+          <w:rFonts w:ascii="Calibri" w:hAnsi="Calibri"/>
+          <w:color w:val="2F5496"/>
+          <w:sz w:val="32"/>
+        </w:rPr>
+        <w:t>Part 1: Classification Backbone Report</w:t>
       </w:r>
     </w:p>
     <w:p/>
     <w:p>
       <w:pPr>
-        <w:pStyle w:val="Heading1"/>
-      </w:pPr>
-      <w:r>
-        <w:rPr>
-          <w:rFonts w:ascii="Calibri" w:hAnsi="Calibri"/>
-          <w:b/>
+        <w:pStyle w:val="Heading2"/>
+      </w:pPr>
+      <w:r>
+        <w:rPr>
+          <w:rFonts w:ascii="Calibri" w:hAnsi="Calibri"/>
           <w:color w:val="2F5496"/>
-          <w:sz w:val="32"/>
-        </w:rPr>
-        <w:t>1. ARCHITECTURE OVERVIEW</w:t>
+          <w:sz w:val="28"/>
+        </w:rPr>
+        <w:t>1. Architecture Overview</w:t>
       </w:r>
     </w:p>
     <w:p>
-      <w:pPr>
-        <w:pStyle w:val="Title"/>
-      </w:pPr>
       <w:r>
         <w:rPr>
           <w:rFonts w:ascii="Calibri" w:hAnsi="Calibri"/>
           <w:color w:val="000000"/>
-          <w:sz w:val="22"/>
-        </w:rPr>
-        <w:t>MobileNetV3-Small is a lightweight convolutional neural network optimized for low-latency mobile inference. It evolves the architecture of its predecessor (MobileNetV2) by incorporating automated neural architecture search (NAS) to define its structure.</w:t>
+        </w:rPr>
+        <w:t>MobileNetV3-Small serves as a lightweight convolutional neural network optimized for low-latency inference on hardware-constrained environments. The architecture was derived utilizing automated Neural Architecture Search (NAS) combined with NetAdapt, distinguishing it from manually designed models.</w:t>
       </w:r>
     </w:p>
     <w:p>
@@ -218,18 +267,15 @@
           <w:rFonts w:ascii="Calibri" w:hAnsi="Calibri"/>
           <w:b/>
           <w:color w:val="000000"/>
-          <w:sz w:val="22"/>
-        </w:rPr>
-        <w:lastRenderedPageBreak/>
+        </w:rPr>
         <w:t>Model Size</w:t>
       </w:r>
       <w:r>
         <w:rPr>
           <w:rFonts w:ascii="Calibri" w:hAnsi="Calibri"/>
           <w:color w:val="000000"/>
-          <w:sz w:val="22"/>
-        </w:rPr>
-        <w:t>: ~2.5 Million parameters (~10 MB).</w:t>
+        </w:rPr>
+        <w:t>: Approximately 2.5 million parameters.</w:t>
       </w:r>
     </w:p>
     <w:p>
@@ -241,17 +287,15 @@
           <w:rFonts w:ascii="Calibri" w:hAnsi="Calibri"/>
           <w:b/>
           <w:color w:val="000000"/>
-          <w:sz w:val="22"/>
-        </w:rPr>
-        <w:t>Goal</w:t>
+        </w:rPr>
+        <w:t>Objective</w:t>
       </w:r>
       <w:r>
         <w:rPr>
           <w:rFonts w:ascii="Calibri" w:hAnsi="Calibri"/>
           <w:color w:val="000000"/>
-          <w:sz w:val="22"/>
-        </w:rPr>
-        <w:t>: Optimized specifically for latency and power efficiency, not just theoretical FLOPs.</w:t>
+        </w:rPr>
+        <w:t>: Minimization of structural latency and power consumption while preserving representational capacity.</w:t>
       </w:r>
     </w:p>
     <w:p>
@@ -263,43 +307,66 @@
           <w:rFonts w:ascii="Calibri" w:hAnsi="Calibri"/>
           <w:b/>
           <w:color w:val="000000"/>
-          <w:sz w:val="22"/>
-        </w:rPr>
+        </w:rPr>
+        <w:lastRenderedPageBreak/>
         <w:t>Structure</w:t>
       </w:r>
       <w:r>
         <w:rPr>
           <w:rFonts w:ascii="Calibri" w:hAnsi="Calibri"/>
           <w:color w:val="000000"/>
-          <w:sz w:val="22"/>
-        </w:rPr>
-        <w:t>: It utilizes a sequence of "Inverted Residual" blocks with varying kernel sizes (3x3 and 5x5) and "Squeeze-and-Excitation" modules, ending with an efficient pooling and classification head.</w:t>
+        </w:rPr>
+        <w:t>: The framework employs a sequence of inverted residual blocks interspersed with variable kernel dimensions (3x3 and 5x5) and Squeeze-and-Excitation (SE) modules, culminating in an efficient global average pooling mechanism and classification head.</w:t>
       </w:r>
     </w:p>
     <w:p/>
     <w:p>
       <w:pPr>
-        <w:pStyle w:val="Heading1"/>
-      </w:pPr>
-      <w:r>
-        <w:rPr>
-          <w:rFonts w:ascii="Calibri" w:hAnsi="Calibri"/>
-          <w:b/>
+        <w:pStyle w:val="Heading2"/>
+      </w:pPr>
+      <w:r>
+        <w:rPr>
+          <w:rFonts w:ascii="Calibri" w:hAnsi="Calibri"/>
           <w:color w:val="2F5496"/>
-          <w:sz w:val="32"/>
-        </w:rPr>
-        <w:t>2. KEY BUILDING BLOCKS &amp; INNOVATIONS</w:t>
+          <w:sz w:val="28"/>
+        </w:rPr>
+        <w:t>2. Key Architectural Innovations</w:t>
+      </w:r>
+    </w:p>
+    <w:p>
+      <w:pPr>
+        <w:pStyle w:val="Heading3"/>
+      </w:pPr>
+      <w:r>
+        <w:rPr>
+          <w:rFonts w:ascii="Calibri" w:hAnsi="Calibri"/>
+          <w:color w:val="1F3763"/>
+          <w:sz w:val="24"/>
+        </w:rPr>
+        <w:t>2.1. Network Architecture Search (NAS)</w:t>
+      </w:r>
+    </w:p>
+    <w:p>
+      <w:r>
+        <w:rPr>
+          <w:rFonts w:ascii="Calibri" w:hAnsi="Calibri"/>
+          <w:color w:val="000000"/>
+        </w:rPr>
+        <w:t>Rather than relying on empirical human design, MobileNetV3 incorporates a platform-aware ML optimization approach. The search reward function was explicitly parameterized to incorporate inference latency on mobile CPU topologies, yielding a heterogeneous structure wherein layer dimensionalities and kernel sizes vary irregularly to maximize computational throughput.</w:t>
       </w:r>
     </w:p>
     <w:p/>
     <w:p>
-      <w:r>
-        <w:rPr>
-          <w:rFonts w:ascii="Calibri" w:hAnsi="Calibri"/>
-          <w:color w:val="000000"/>
-          <w:sz w:val="22"/>
-        </w:rPr>
-        <w:t>2.1. Network Architecture Search (NAS)</w:t>
+      <w:pPr>
+        <w:pStyle w:val="Heading3"/>
+      </w:pPr>
+      <w:r>
+        <w:rPr>
+          <w:rFonts w:ascii="Calibri" w:hAnsi="Calibri"/>
+          <w:color w:val="1F3763"/>
+          <w:sz w:val="24"/>
+        </w:rPr>
+        <w:t>2.2. Squeeze-and-Excitation (SE) Modules</w:t>
       </w:r>
     </w:p>
     <w:p>
@@ -307,9 +374,8 @@
         <w:rPr>
           <w:rFonts w:ascii="Calibri" w:hAnsi="Calibri"/>
           <w:color w:val="000000"/>
-          <w:sz w:val="22"/>
-        </w:rPr>
-        <w:t>Instead of manual design, MobileNetV3 used "NetAdapt" and a platform-aware ML algorithm to search for the optimal network configuration.</w:t>
+        </w:rPr>
+        <w:t>Integrated directly within the bottleneck blocks, SE modules facilitate dynamic channel attention.</w:t>
       </w:r>
     </w:p>
     <w:p>
@@ -321,45 +387,49 @@
           <w:rFonts w:ascii="Calibri" w:hAnsi="Calibri"/>
           <w:b/>
           <w:color w:val="000000"/>
-          <w:sz w:val="22"/>
-        </w:rPr>
-        <w:t>Innovation</w:t>
+        </w:rPr>
+        <w:t>Function</w:t>
       </w:r>
       <w:r>
         <w:rPr>
           <w:rFonts w:ascii="Calibri" w:hAnsi="Calibri"/>
           <w:color w:val="000000"/>
-          <w:sz w:val="22"/>
-        </w:rPr>
-        <w:t xml:space="preserve">: The search reward function explicitly included </w:t>
-      </w:r>
-      <w:r>
-        <w:rPr>
-          <w:rFonts w:ascii="Calibri" w:hAnsi="Calibri"/>
-          <w:i/>
+        </w:rPr>
+        <w:t>: These modules compute channel-wise weights by aggregating global spatial information into a descriptor, allowing the network to recalibrate feature map focus dynamically.</w:t>
+      </w:r>
+    </w:p>
+    <w:p>
+      <w:pPr>
+        <w:pStyle w:val="ListBullet"/>
+      </w:pPr>
+      <w:r>
+        <w:rPr>
+          <w:rFonts w:ascii="Calibri" w:hAnsi="Calibri"/>
+          <w:b/>
           <w:color w:val="000000"/>
-          <w:sz w:val="22"/>
-        </w:rPr>
-        <w:t>latency on a mobile CPU</w:t>
+        </w:rPr>
+        <w:t>Optimization</w:t>
       </w:r>
       <w:r>
         <w:rPr>
           <w:rFonts w:ascii="Calibri" w:hAnsi="Calibri"/>
           <w:color w:val="000000"/>
-          <w:sz w:val="22"/>
-        </w:rPr>
-        <w:t>, leading to a non-uniform structure where layer shapes and kernel sizes vary irregularly to maximize speed.</w:t>
+        </w:rPr>
+        <w:t>: To strictly bound computational overhead, the SE blocks in MobileNetV3 utilize a reduced dimensionality projection (25% of the input channel size), successfully boosting classification accuracy at minimal FLOP cost.</w:t>
       </w:r>
     </w:p>
     <w:p/>
     <w:p>
-      <w:r>
-        <w:rPr>
-          <w:rFonts w:ascii="Calibri" w:hAnsi="Calibri"/>
-          <w:color w:val="000000"/>
-          <w:sz w:val="22"/>
-        </w:rPr>
-        <w:t>2.2. Squeeze-and-Excitation (SE) Modules</w:t>
+      <w:pPr>
+        <w:pStyle w:val="Heading3"/>
+      </w:pPr>
+      <w:r>
+        <w:rPr>
+          <w:rFonts w:ascii="Calibri" w:hAnsi="Calibri"/>
+          <w:color w:val="1F3763"/>
+          <w:sz w:val="24"/>
+        </w:rPr>
+        <w:t>2.3. Hard-Swish Activation Function</w:t>
       </w:r>
     </w:p>
     <w:p>
@@ -367,9 +437,8 @@
         <w:rPr>
           <w:rFonts w:ascii="Calibri" w:hAnsi="Calibri"/>
           <w:color w:val="000000"/>
-          <w:sz w:val="22"/>
-        </w:rPr>
-        <w:t>Integrated directly into the bottleneck blocks, SE modules provide "channel attention."</w:t>
+        </w:rPr>
+        <w:t>While the standard Swish activation (x * sigma(x)) demonstrably improves accuracy in deep networks, the calculation of the Sigmoid function introduces a severe latency penalty on edge devices.</w:t>
       </w:r>
     </w:p>
     <w:p>
@@ -381,17 +450,15 @@
           <w:rFonts w:ascii="Calibri" w:hAnsi="Calibri"/>
           <w:b/>
           <w:color w:val="000000"/>
-          <w:sz w:val="22"/>
-        </w:rPr>
-        <w:t>Function</w:t>
+        </w:rPr>
+        <w:t>Solution</w:t>
       </w:r>
       <w:r>
         <w:rPr>
           <w:rFonts w:ascii="Calibri" w:hAnsi="Calibri"/>
           <w:color w:val="000000"/>
-          <w:sz w:val="22"/>
-        </w:rPr>
-        <w:t>: They weigh the importance of feature channels dynamically by condensing global spatial information into a channel descriptor.</w:t>
+        </w:rPr>
+        <w:t>: MobileNetV3 substitutes this with the "Hard-Swish" approximation: h-swish(x) = x * ReLU6(x+3) / 6.</w:t>
       </w:r>
     </w:p>
     <w:p>
@@ -403,28 +470,29 @@
           <w:rFonts w:ascii="Calibri" w:hAnsi="Calibri"/>
           <w:b/>
           <w:color w:val="000000"/>
-          <w:sz w:val="22"/>
-        </w:rPr>
-        <w:t>Optimization</w:t>
+        </w:rPr>
+        <w:t>Benefit</w:t>
       </w:r>
       <w:r>
         <w:rPr>
           <w:rFonts w:ascii="Calibri" w:hAnsi="Calibri"/>
           <w:color w:val="000000"/>
-          <w:sz w:val="22"/>
-        </w:rPr>
-        <w:t>: For efficiency, the SE blocks in MobileNetV3 use a reduced dimensionality (1/4 of channels) to keep computational cost minimal while boosting accuracy.</w:t>
+        </w:rPr>
+        <w:t>: This formulation successfully mimics Swish utilizing solely standard arithmetic and ReLU6, facilitating rapid computation and hardware-level quantization viability.</w:t>
       </w:r>
     </w:p>
     <w:p/>
     <w:p>
-      <w:r>
-        <w:rPr>
-          <w:rFonts w:ascii="Calibri" w:hAnsi="Calibri"/>
-          <w:color w:val="000000"/>
-          <w:sz w:val="22"/>
-        </w:rPr>
-        <w:t>2.3. Hard-Swish Activation</w:t>
+      <w:pPr>
+        <w:pStyle w:val="Heading3"/>
+      </w:pPr>
+      <w:r>
+        <w:rPr>
+          <w:rFonts w:ascii="Calibri" w:hAnsi="Calibri"/>
+          <w:color w:val="1F3763"/>
+          <w:sz w:val="24"/>
+        </w:rPr>
+        <w:t>2.4. Integration of 5x5 Depthwise Convolutions</w:t>
       </w:r>
     </w:p>
     <w:p>
@@ -432,64 +500,30 @@
         <w:rPr>
           <w:rFonts w:ascii="Calibri" w:hAnsi="Calibri"/>
           <w:color w:val="000000"/>
-          <w:sz w:val="22"/>
-        </w:rPr>
-        <w:t>The standard Swish activation (x * sigma(x)) improves accuracy but uses the expensive Sigmoid function.</w:t>
-      </w:r>
-    </w:p>
-    <w:p>
-      <w:pPr>
-        <w:pStyle w:val="ListBullet"/>
-      </w:pPr>
-      <w:r>
-        <w:rPr>
-          <w:rFonts w:ascii="Calibri" w:hAnsi="Calibri"/>
-          <w:b/>
+        </w:rPr>
+        <w:t xml:space="preserve">Whereas preceding iterations of the MobileNet family relied almost exclusively on 3x3 kernels, MobileNetV3 selectively re-introduces 5x5 convolutions within deeper layers. NAS analysis indicated that expanded receptive fields are critical for extracting high-level semantic features in </w:t>
+      </w:r>
+      <w:r>
+        <w:rPr>
+          <w:rFonts w:ascii="Calibri" w:hAnsi="Calibri"/>
           <w:color w:val="000000"/>
-          <w:sz w:val="22"/>
-        </w:rPr>
-        <w:t>Solution</w:t>
-      </w:r>
-      <w:r>
-        <w:rPr>
-          <w:rFonts w:ascii="Calibri" w:hAnsi="Calibri"/>
-          <w:color w:val="000000"/>
-          <w:sz w:val="22"/>
-        </w:rPr>
-        <w:t>: MobileNetV3 introduces "Hard-Swish": h-swish(x) = x * ReLU6(x+3) / 6</w:t>
-      </w:r>
-    </w:p>
-    <w:p>
-      <w:pPr>
-        <w:pStyle w:val="ListBullet"/>
-      </w:pPr>
-      <w:r>
-        <w:rPr>
-          <w:rFonts w:ascii="Calibri" w:hAnsi="Calibri"/>
-          <w:b/>
-          <w:color w:val="000000"/>
-          <w:sz w:val="22"/>
-        </w:rPr>
-        <w:t>Benefit</w:t>
-      </w:r>
-      <w:r>
-        <w:rPr>
-          <w:rFonts w:ascii="Calibri" w:hAnsi="Calibri"/>
-          <w:color w:val="000000"/>
-          <w:sz w:val="22"/>
-        </w:rPr>
-        <w:t>: It mimics Swish using only standard arithmetic and ReLU6, making it extremely fast and quantization-friendly on hardware.</w:t>
+        </w:rPr>
+        <w:lastRenderedPageBreak/>
+        <w:t>later stages. Given the computationally inexpensive nature of depthwise operations, the 5x5 kernels induced significant accuracy improvements at a negligible latency cost.</w:t>
       </w:r>
     </w:p>
     <w:p/>
     <w:p>
-      <w:r>
-        <w:rPr>
-          <w:rFonts w:ascii="Calibri" w:hAnsi="Calibri"/>
-          <w:color w:val="000000"/>
-          <w:sz w:val="22"/>
-        </w:rPr>
-        <w:t>2.4. 5x5 Depthwise Convolutions</w:t>
+      <w:pPr>
+        <w:pStyle w:val="Heading3"/>
+      </w:pPr>
+      <w:r>
+        <w:rPr>
+          <w:rFonts w:ascii="Calibri" w:hAnsi="Calibri"/>
+          <w:color w:val="1F3763"/>
+          <w:sz w:val="24"/>
+        </w:rPr>
+        <w:t>2.5. Efficient Classification Head</w:t>
       </w:r>
     </w:p>
     <w:p>
@@ -497,96 +531,108 @@
         <w:rPr>
           <w:rFonts w:ascii="Calibri" w:hAnsi="Calibri"/>
           <w:color w:val="000000"/>
-          <w:sz w:val="22"/>
-        </w:rPr>
-        <w:lastRenderedPageBreak/>
-        <w:t>While previous MobileNets relied almost exclusively on 3x3 kernels, MobileNetV3 re-introduces 5x5 convolutions in deeper layers.</w:t>
-      </w:r>
-    </w:p>
-    <w:p>
-      <w:pPr>
-        <w:pStyle w:val="ListBullet"/>
-      </w:pPr>
-      <w:r>
-        <w:rPr>
-          <w:rFonts w:ascii="Calibri" w:hAnsi="Calibri"/>
-          <w:b/>
-          <w:color w:val="000000"/>
-          <w:sz w:val="22"/>
-        </w:rPr>
-        <w:t>Motivation</w:t>
-      </w:r>
-      <w:r>
-        <w:rPr>
-          <w:rFonts w:ascii="Calibri" w:hAnsi="Calibri"/>
-          <w:color w:val="000000"/>
-          <w:sz w:val="22"/>
-        </w:rPr>
-        <w:t>: The NAS discovered that larger receptive fields were beneficial for capturing high-level semantic features in later stages. Since depthwise convolutions are computationally cheap, moving to 5x5 added minimal latency cost while significantly improving accuracy.</w:t>
+        </w:rPr>
+        <w:t>The terminal layers were structurally revised to mitigate latency. The computationally expensive 1x1 expansion layer was repositioned post-global average pooling. This architectural shift ensures the expansion operates on a 1x1 feature map rather than a 7x7 spatial resolution, reducing computational operations significantly prior to the classifier without performance degradation.</w:t>
       </w:r>
     </w:p>
     <w:p/>
     <w:p>
-      <w:r>
-        <w:rPr>
-          <w:rFonts w:ascii="Calibri" w:hAnsi="Calibri"/>
-          <w:color w:val="000000"/>
-          <w:sz w:val="22"/>
-        </w:rPr>
-        <w:t>2.5. Efficient Last Stage</w:t>
+      <w:pPr>
+        <w:pStyle w:val="Heading2"/>
+      </w:pPr>
+      <w:r>
+        <w:rPr>
+          <w:rFonts w:ascii="Calibri" w:hAnsi="Calibri"/>
+          <w:color w:val="2F5496"/>
+          <w:sz w:val="28"/>
+        </w:rPr>
+        <w:t>3. Inference Analysis and Limitations</w:t>
       </w:r>
     </w:p>
     <w:p>
+      <w:pPr>
+        <w:pStyle w:val="Heading3"/>
+      </w:pPr>
+      <w:r>
+        <w:rPr>
+          <w:rFonts w:ascii="Calibri" w:hAnsi="Calibri"/>
+          <w:color w:val="1F3763"/>
+          <w:sz w:val="24"/>
+        </w:rPr>
+        <w:t>3.1. Empirical Inference Performance</w:t>
+      </w:r>
+    </w:p>
+    <w:p>
       <w:r>
         <w:rPr>
           <w:rFonts w:ascii="Calibri" w:hAnsi="Calibri"/>
           <w:color w:val="000000"/>
-          <w:sz w:val="22"/>
-        </w:rPr>
-        <w:t xml:space="preserve">The final layers were redesigned to reduce latency. The expensive 1x1 expansion layer was moved </w:t>
-      </w:r>
-      <w:r>
-        <w:rPr>
-          <w:rFonts w:ascii="Calibri" w:hAnsi="Calibri"/>
-          <w:i/>
+        </w:rPr>
+        <w:t>To evaluate the zero-shot capacity of the pre-trained ImageNet weights, inference was executed across a subset of highly diverse image classes. Observation of the resulting probability distributions reveals absolute canonical certainty for distinct morphological shapes:</w:t>
+      </w:r>
+    </w:p>
+    <w:p>
+      <w:pPr>
+        <w:pStyle w:val="ListBullet"/>
+      </w:pPr>
+      <w:r>
+        <w:rPr>
+          <w:rFonts w:ascii="Calibri" w:hAnsi="Calibri"/>
+          <w:b/>
           <w:color w:val="000000"/>
-          <w:sz w:val="22"/>
-        </w:rPr>
-        <w:t>after</w:t>
+        </w:rPr>
+        <w:t>High Confidence Classifications:</w:t>
       </w:r>
       <w:r>
         <w:rPr>
           <w:rFonts w:ascii="Calibri" w:hAnsi="Calibri"/>
           <w:color w:val="000000"/>
-          <w:sz w:val="22"/>
-        </w:rPr>
-        <w:t xml:space="preserve"> the global average pooling. This allows the expansion to happen on a 1x1 feature map instead of a 7x7 map, reducing computation by nearly 50x for that stage without dropping accuracy.</w:t>
+        </w:rPr>
+        <w:t xml:space="preserve"> The network correctly classified an image of a "cheeseburger" with </w:t>
+      </w:r>
+      <w:r>
+        <w:rPr>
+          <w:rFonts w:ascii="Calibri" w:hAnsi="Calibri"/>
+          <w:b/>
+          <w:color w:val="000000"/>
+        </w:rPr>
+        <w:t>99.9%</w:t>
+      </w:r>
+      <w:r>
+        <w:rPr>
+          <w:rFonts w:ascii="Calibri" w:hAnsi="Calibri"/>
+          <w:color w:val="000000"/>
+        </w:rPr>
+        <w:t xml:space="preserve"> confidence, and a "panda" with </w:t>
+      </w:r>
+      <w:r>
+        <w:rPr>
+          <w:rFonts w:ascii="Calibri" w:hAnsi="Calibri"/>
+          <w:b/>
+          <w:color w:val="000000"/>
+        </w:rPr>
+        <w:t>100.0%</w:t>
+      </w:r>
+      <w:r>
+        <w:rPr>
+          <w:rFonts w:ascii="Calibri" w:hAnsi="Calibri"/>
+          <w:color w:val="000000"/>
+        </w:rPr>
+        <w:t xml:space="preserve"> confidence. Such stark probability peaks indicate the architecture's exceptional capacity to extract globally unambiguous feature descriptors.</w:t>
       </w:r>
     </w:p>
     <w:p/>
     <w:p>
       <w:pPr>
-        <w:pStyle w:val="Heading1"/>
-      </w:pPr>
-      <w:r>
-        <w:rPr>
-          <w:rFonts w:ascii="Calibri" w:hAnsi="Calibri"/>
-          <w:b/>
-          <w:color w:val="2F5496"/>
-          <w:sz w:val="32"/>
-        </w:rPr>
-        <w:t>3. INFERENCE ANALYSIS AND CONCLUSION</w:t>
-      </w:r>
-    </w:p>
-    <w:p/>
-    <w:p>
-      <w:r>
-        <w:rPr>
-          <w:rFonts w:ascii="Calibri" w:hAnsi="Calibri"/>
-          <w:color w:val="000000"/>
-          <w:sz w:val="22"/>
-        </w:rPr>
-        <w:t>3.1. Strengths</w:t>
+        <w:pStyle w:val="Heading3"/>
+      </w:pPr>
+      <w:r>
+        <w:rPr>
+          <w:rFonts w:ascii="Calibri" w:hAnsi="Calibri"/>
+          <w:color w:val="1F3763"/>
+          <w:sz w:val="24"/>
+        </w:rPr>
+        <w:t>3.2. Structural Limitations and Failure Cases</w:t>
       </w:r>
     </w:p>
     <w:p>
@@ -598,17 +644,75 @@
           <w:rFonts w:ascii="Calibri" w:hAnsi="Calibri"/>
           <w:b/>
           <w:color w:val="000000"/>
-          <w:sz w:val="22"/>
-        </w:rPr>
-        <w:t>Speed</w:t>
+        </w:rPr>
+        <w:t>Fine-Grained Misclassification:</w:t>
       </w:r>
       <w:r>
         <w:rPr>
           <w:rFonts w:ascii="Calibri" w:hAnsi="Calibri"/>
           <w:color w:val="000000"/>
-          <w:sz w:val="22"/>
-        </w:rPr>
-        <w:t>: The primary strength is raw inference speed (&lt;50ms on CPU), validating its "Small" designation. It is clearly optimized for real-time video processing.</w:t>
+        </w:rPr>
+        <w:t xml:space="preserve"> The constrained channel capacity (maximum 576 output features) inherently restricts fine-grained differentiation within similar biological subclasses. For example, during testing, an image of a </w:t>
+      </w:r>
+      <w:r>
+        <w:rPr>
+          <w:rFonts w:ascii="Calibri" w:hAnsi="Calibri"/>
+          <w:b/>
+          <w:color w:val="000000"/>
+        </w:rPr>
+        <w:t>goat</w:t>
+      </w:r>
+      <w:r>
+        <w:rPr>
+          <w:rFonts w:ascii="Calibri" w:hAnsi="Calibri"/>
+          <w:color w:val="000000"/>
+        </w:rPr>
+        <w:t xml:space="preserve"> resulted in an erroneous top prediction of a "ram" (with only </w:t>
+      </w:r>
+      <w:r>
+        <w:rPr>
+          <w:rFonts w:ascii="Calibri" w:hAnsi="Calibri"/>
+          <w:b/>
+          <w:color w:val="000000"/>
+        </w:rPr>
+        <w:t>21%</w:t>
+      </w:r>
+      <w:r>
+        <w:rPr>
+          <w:rFonts w:ascii="Calibri" w:hAnsi="Calibri"/>
+          <w:color w:val="000000"/>
+        </w:rPr>
+        <w:t xml:space="preserve"> confidence), and an image of a </w:t>
+      </w:r>
+      <w:r>
+        <w:rPr>
+          <w:rFonts w:ascii="Calibri" w:hAnsi="Calibri"/>
+          <w:b/>
+          <w:color w:val="000000"/>
+        </w:rPr>
+        <w:t>horse</w:t>
+      </w:r>
+      <w:r>
+        <w:rPr>
+          <w:rFonts w:ascii="Calibri" w:hAnsi="Calibri"/>
+          <w:color w:val="000000"/>
+        </w:rPr>
+        <w:t xml:space="preserve"> was misclassified as a "water buffalo" (with </w:t>
+      </w:r>
+      <w:r>
+        <w:rPr>
+          <w:rFonts w:ascii="Calibri" w:hAnsi="Calibri"/>
+          <w:b/>
+          <w:color w:val="000000"/>
+        </w:rPr>
+        <w:t>57%</w:t>
+      </w:r>
+      <w:r>
+        <w:rPr>
+          <w:rFonts w:ascii="Calibri" w:hAnsi="Calibri"/>
+          <w:color w:val="000000"/>
+        </w:rPr>
+        <w:t xml:space="preserve"> confidence).</w:t>
       </w:r>
     </w:p>
     <w:p>
@@ -620,133 +724,35 @@
           <w:rFonts w:ascii="Calibri" w:hAnsi="Calibri"/>
           <w:b/>
           <w:color w:val="000000"/>
-          <w:sz w:val="22"/>
-        </w:rPr>
-        <w:t>Efficiency</w:t>
+        </w:rPr>
+        <w:t>Analysis:</w:t>
       </w:r>
       <w:r>
         <w:rPr>
           <w:rFonts w:ascii="Calibri" w:hAnsi="Calibri"/>
           <w:color w:val="000000"/>
-          <w:sz w:val="22"/>
-        </w:rPr>
-        <w:t>: Achieving &gt;67% Top-1 ImageNet accuracy with only 2.5M parameters highlights the effectiveness of the NAS and SE components.</w:t>
+        </w:rPr>
+        <w:t xml:space="preserve"> This uncertainty underscores the architectural trade-off: MobileNetV3 sacrifices deep-channel redundancy utilized by broader models (e.g., ResNet) in favor of latency optimization, resulting in vulnerability when parsing nuanced inter-class textures.</w:t>
       </w:r>
     </w:p>
     <w:p>
       <w:pPr>
-        <w:pStyle w:val="ListBullet"/>
-      </w:pPr>
-      <w:r>
-        <w:rPr>
-          <w:rFonts w:ascii="Calibri" w:hAnsi="Calibri"/>
+        <w:rPr>
           <w:b/>
-          <w:color w:val="000000"/>
-          <w:sz w:val="22"/>
-        </w:rPr>
-        <w:t>Robustness</w:t>
-      </w:r>
-      <w:r>
-        <w:rPr>
-          <w:rFonts w:ascii="Calibri" w:hAnsi="Calibri"/>
-          <w:color w:val="000000"/>
-          <w:sz w:val="22"/>
-        </w:rPr>
-        <w:t>: In our inference tests, the model confidently identified clear subjects (e.g., "Golden Retriever") with high probability (&gt;90%), showing strong feature extraction capabilities for canonical inputs.</w:t>
-      </w:r>
-    </w:p>
-    <w:p/>
-    <w:p>
-      <w:r>
-        <w:rPr>
-          <w:rFonts w:ascii="Calibri" w:hAnsi="Calibri"/>
-          <w:color w:val="000000"/>
-          <w:sz w:val="22"/>
-        </w:rPr>
-        <w:t>3.2. Limitations</w:t>
-      </w:r>
-    </w:p>
-    <w:p>
-      <w:pPr>
-        <w:pStyle w:val="ListBullet"/>
-      </w:pPr>
-      <w:r>
-        <w:rPr>
-          <w:rFonts w:ascii="Calibri" w:hAnsi="Calibri"/>
+          <w:color w:val="FF0000"/>
+        </w:rPr>
+      </w:pPr>
+      <w:r>
+        <w:rPr>
           <w:b/>
-          <w:color w:val="000000"/>
-          <w:sz w:val="22"/>
-        </w:rPr>
-        <w:t>Fine Detail</w:t>
-      </w:r>
-      <w:r>
-        <w:rPr>
-          <w:rFonts w:ascii="Calibri" w:hAnsi="Calibri"/>
-          <w:color w:val="000000"/>
-          <w:sz w:val="22"/>
-        </w:rPr>
-        <w:t>: The reduced channel capacity (limited to 576 features) means it struggles with fine-grained classification. For example, similar dog breeds might be confused compared to deeper ResNet models which have 4x the channel width.</w:t>
-      </w:r>
-    </w:p>
-    <w:p>
-      <w:pPr>
-        <w:pStyle w:val="ListBullet"/>
-      </w:pPr>
-      <w:r>
-        <w:rPr>
-          <w:rFonts w:ascii="Calibri" w:hAnsi="Calibri"/>
-          <w:b/>
-          <w:color w:val="000000"/>
-          <w:sz w:val="22"/>
-        </w:rPr>
-        <w:t>Complexity</w:t>
-      </w:r>
-      <w:r>
-        <w:rPr>
-          <w:rFonts w:ascii="Calibri" w:hAnsi="Calibri"/>
-          <w:color w:val="000000"/>
-          <w:sz w:val="22"/>
-        </w:rPr>
-        <w:t>: While efficient, the heterogeneous mix of kernel sizes and activation functions makes manual implementation more complex than uniform architectures.</w:t>
-      </w:r>
-    </w:p>
-    <w:p/>
-    <w:p>
-      <w:r>
-        <w:rPr>
-          <w:rFonts w:ascii="Calibri" w:hAnsi="Calibri"/>
-          <w:color w:val="000000"/>
-          <w:sz w:val="22"/>
-        </w:rPr>
-        <w:t>3.3. Inference Demonstration</w:t>
-      </w:r>
-    </w:p>
-    <w:p>
-      <w:r>
-        <w:rPr>
-          <w:rFonts w:ascii="Calibri" w:hAnsi="Calibri"/>
-          <w:color w:val="000000"/>
-          <w:sz w:val="22"/>
+          <w:color w:val="FF0000"/>
         </w:rPr>
         <w:lastRenderedPageBreak/>
-        <w:t>Below is the inference test we ran using our script on several random validation images, showcasing the output classifications and top predictions.</w:t>
-      </w:r>
-    </w:p>
-    <w:p/>
-    <w:p>
-      <w:r>
-        <w:rPr>
-          <w:rFonts w:ascii="Calibri" w:hAnsi="Calibri"/>
-          <w:b/>
-          <w:noProof/>
-          <w:color w:val="000000"/>
-          <w:sz w:val="22"/>
-        </w:rPr>
         <w:drawing>
-          <wp:inline distT="0" distB="0" distL="0" distR="0" wp14:anchorId="73D89D57" wp14:editId="497B6D41">
-            <wp:extent cx="6452146" cy="5815893"/>
-            <wp:effectExtent l="0" t="0" r="6350" b="0"/>
-            <wp:docPr id="546959939" name="Picture 1"/>
+          <wp:inline distT="0" distB="0" distL="0" distR="0" wp14:anchorId="6CA3641D" wp14:editId="59DA69AC">
+            <wp:extent cx="5486400" cy="5248275"/>
+            <wp:effectExtent l="0" t="0" r="0" b="9525"/>
+            <wp:docPr id="609693800" name="Picture 1"/>
             <wp:cNvGraphicFramePr>
               <a:graphicFrameLocks xmlns:a="http://schemas.openxmlformats.org/drawingml/2006/main" noChangeAspect="1"/>
             </wp:cNvGraphicFramePr>
@@ -754,1024 +760,7 @@
               <a:graphicData uri="http://schemas.openxmlformats.org/drawingml/2006/picture">
                 <pic:pic xmlns:pic="http://schemas.openxmlformats.org/drawingml/2006/picture">
                   <pic:nvPicPr>
-                    <pic:cNvPr id="546959939" name=""/>
-                    <pic:cNvPicPr/>
-                  </pic:nvPicPr>
-                  <pic:blipFill>
-                    <a:blip r:embed="rId6"/>
-                    <a:stretch>
-                      <a:fillRect/>
-                    </a:stretch>
-                  </pic:blipFill>
-                  <pic:spPr>
-                    <a:xfrm>
-                      <a:off x="0" y="0"/>
-                      <a:ext cx="6473964" cy="5835560"/>
-                    </a:xfrm>
-                    <a:prstGeom prst="rect">
-                      <a:avLst/>
-                    </a:prstGeom>
-                  </pic:spPr>
-                </pic:pic>
-              </a:graphicData>
-            </a:graphic>
-          </wp:inline>
-        </w:drawing>
-      </w:r>
-      <w:r>
-        <w:rPr>
-          <w:rFonts w:ascii="Calibri" w:hAnsi="Calibri"/>
-          <w:i/>
-          <w:color w:val="000000"/>
-          <w:sz w:val="22"/>
-        </w:rPr>
-        <w:t>Figure 1: Inference classification results on random test images.</w:t>
-      </w:r>
-    </w:p>
-    <w:p/>
-    <w:p>
-      <w:r>
-        <w:rPr>
-          <w:rFonts w:ascii="Calibri" w:hAnsi="Calibri"/>
-          <w:b/>
-          <w:color w:val="000000"/>
-          <w:sz w:val="22"/>
-        </w:rPr>
-        <w:t>Conclusion</w:t>
-      </w:r>
-      <w:r>
-        <w:rPr>
-          <w:rFonts w:ascii="Calibri" w:hAnsi="Calibri"/>
-          <w:color w:val="000000"/>
-          <w:sz w:val="22"/>
-        </w:rPr>
-        <w:t>: MobileNetV3-Small is a prime example of machine-optimized design. By trading slight theoretical complexity (irregular blocks) for practical speed (h-swish, efficient head), it provides an ideal, lightweight backbone for our object detection task.</w:t>
-      </w:r>
-    </w:p>
-    <w:p/>
-    <w:p>
-      <w:r>
-        <w:rPr>
-          <w:rFonts w:ascii="Calibri" w:hAnsi="Calibri"/>
-          <w:color w:val="000000"/>
-          <w:sz w:val="22"/>
-        </w:rPr>
-        <w:lastRenderedPageBreak/>
-        <w:t>REFERENCES</w:t>
-      </w:r>
-    </w:p>
-    <w:p>
-      <w:r>
-        <w:rPr>
-          <w:rFonts w:ascii="Calibri" w:hAnsi="Calibri"/>
-          <w:color w:val="000000"/>
-          <w:sz w:val="22"/>
-        </w:rPr>
-        <w:t>[1] Howard, A., et al. (2019). "Searching for MobileNetV3". arXiv:1905.02244.</w:t>
-      </w:r>
-    </w:p>
-    <w:p>
-      <w:pPr>
-        <w:rPr>
-          <w:rtl/>
-          <w:lang w:bidi="he-IL"/>
-        </w:rPr>
-      </w:pPr>
-      <w:r>
-        <w:rPr>
-          <w:rFonts w:ascii="Calibri" w:hAnsi="Calibri"/>
-          <w:color w:val="000000"/>
-          <w:sz w:val="22"/>
-        </w:rPr>
-        <w:t>[2] Hu, J., et al. (2018). "Squeeze-and-Excitation Networks".</w:t>
-      </w:r>
-    </w:p>
-    <w:p>
-      <w:pPr>
-        <w:rPr>
-          <w:rtl/>
-          <w:lang w:bidi="he-IL"/>
-        </w:rPr>
-      </w:pPr>
-    </w:p>
-    <w:p>
-      <w:pPr>
-        <w:rPr>
-          <w:rtl/>
-          <w:lang w:bidi="he-IL"/>
-        </w:rPr>
-      </w:pPr>
-    </w:p>
-    <w:p>
-      <w:pPr>
-        <w:rPr>
-          <w:rtl/>
-          <w:lang w:bidi="he-IL"/>
-        </w:rPr>
-      </w:pPr>
-    </w:p>
-    <w:p>
-      <w:pPr>
-        <w:rPr>
-          <w:rtl/>
-          <w:lang w:bidi="he-IL"/>
-        </w:rPr>
-      </w:pPr>
-    </w:p>
-    <w:p>
-      <w:pPr>
-        <w:rPr>
-          <w:rtl/>
-          <w:lang w:bidi="he-IL"/>
-        </w:rPr>
-      </w:pPr>
-    </w:p>
-    <w:p>
-      <w:pPr>
-        <w:rPr>
-          <w:rtl/>
-          <w:lang w:bidi="he-IL"/>
-        </w:rPr>
-      </w:pPr>
-    </w:p>
-    <w:p>
-      <w:pPr>
-        <w:rPr>
-          <w:rtl/>
-          <w:lang w:bidi="he-IL"/>
-        </w:rPr>
-      </w:pPr>
-    </w:p>
-    <w:p>
-      <w:pPr>
-        <w:rPr>
-          <w:rtl/>
-          <w:lang w:bidi="he-IL"/>
-        </w:rPr>
-      </w:pPr>
-    </w:p>
-    <w:p>
-      <w:pPr>
-        <w:rPr>
-          <w:rtl/>
-          <w:lang w:bidi="he-IL"/>
-        </w:rPr>
-      </w:pPr>
-    </w:p>
-    <w:p>
-      <w:pPr>
-        <w:rPr>
-          <w:rtl/>
-          <w:lang w:bidi="he-IL"/>
-        </w:rPr>
-      </w:pPr>
-    </w:p>
-    <w:p>
-      <w:pPr>
-        <w:rPr>
-          <w:rtl/>
-          <w:lang w:bidi="he-IL"/>
-        </w:rPr>
-      </w:pPr>
-    </w:p>
-    <w:p>
-      <w:pPr>
-        <w:rPr>
-          <w:rtl/>
-          <w:lang w:bidi="he-IL"/>
-        </w:rPr>
-      </w:pPr>
-    </w:p>
-    <w:p>
-      <w:pPr>
-        <w:rPr>
-          <w:rtl/>
-          <w:lang w:bidi="he-IL"/>
-        </w:rPr>
-      </w:pPr>
-    </w:p>
-    <w:p>
-      <w:pPr>
-        <w:rPr>
-          <w:rtl/>
-          <w:lang w:bidi="he-IL"/>
-        </w:rPr>
-      </w:pPr>
-    </w:p>
-    <w:p>
-      <w:pPr>
-        <w:rPr>
-          <w:rtl/>
-          <w:lang w:bidi="he-IL"/>
-        </w:rPr>
-      </w:pPr>
-    </w:p>
-    <w:p>
-      <w:pPr>
-        <w:rPr>
-          <w:rtl/>
-          <w:lang w:bidi="he-IL"/>
-        </w:rPr>
-      </w:pPr>
-    </w:p>
-    <w:p>
-      <w:pPr>
-        <w:rPr>
-          <w:rtl/>
-          <w:lang w:bidi="he-IL"/>
-        </w:rPr>
-      </w:pPr>
-    </w:p>
-    <w:p>
-      <w:pPr>
-        <w:rPr>
-          <w:rtl/>
-          <w:lang w:bidi="he-IL"/>
-        </w:rPr>
-      </w:pPr>
-    </w:p>
-    <w:p>
-      <w:pPr>
-        <w:rPr>
-          <w:rtl/>
-          <w:lang w:bidi="he-IL"/>
-        </w:rPr>
-      </w:pPr>
-    </w:p>
-    <w:p>
-      <w:pPr>
-        <w:rPr>
-          <w:rtl/>
-          <w:lang w:bidi="he-IL"/>
-        </w:rPr>
-      </w:pPr>
-    </w:p>
-    <w:p>
-      <w:pPr>
-        <w:rPr>
-          <w:rtl/>
-          <w:lang w:bidi="he-IL"/>
-        </w:rPr>
-      </w:pPr>
-    </w:p>
-    <w:p>
-      <w:pPr>
-        <w:rPr>
-          <w:rtl/>
-          <w:lang w:bidi="he-IL"/>
-        </w:rPr>
-      </w:pPr>
-    </w:p>
-    <w:p>
-      <w:pPr>
-        <w:rPr>
-          <w:rtl/>
-          <w:lang w:bidi="he-IL"/>
-        </w:rPr>
-      </w:pPr>
-    </w:p>
-    <w:p>
-      <w:pPr>
-        <w:rPr>
-          <w:rtl/>
-          <w:lang w:bidi="he-IL"/>
-        </w:rPr>
-      </w:pPr>
-    </w:p>
-    <w:p>
-      <w:pPr>
-        <w:rPr>
-          <w:rtl/>
-          <w:lang w:bidi="he-IL"/>
-        </w:rPr>
-      </w:pPr>
-    </w:p>
-    <w:p>
-      <w:pPr>
-        <w:pStyle w:val="Heading1"/>
-      </w:pPr>
-      <w:r>
-        <w:rPr>
-          <w:rFonts w:ascii="Calibri" w:hAnsi="Calibri"/>
-          <w:b/>
-          <w:color w:val="2F5496"/>
-          <w:sz w:val="32"/>
-        </w:rPr>
-        <w:t>Part 2: Single Object Detection Engineering Report</w:t>
-      </w:r>
-    </w:p>
-    <w:p>
-      <w:pPr>
-        <w:pStyle w:val="Heading2"/>
-      </w:pPr>
-      <w:r>
-        <w:rPr>
-          <w:rFonts w:ascii="Calibri" w:hAnsi="Calibri"/>
-          <w:b/>
-          <w:color w:val="2F5496"/>
-          <w:sz w:val="28"/>
-        </w:rPr>
-        <w:t>1. Core Architecture &amp; Problem Formulation</w:t>
-      </w:r>
-    </w:p>
-    <w:p>
-      <w:r>
-        <w:rPr>
-          <w:rFonts w:ascii="Calibri" w:hAnsi="Calibri"/>
-          <w:color w:val="000000"/>
-          <w:sz w:val="22"/>
-        </w:rPr>
-        <w:t xml:space="preserve">For the single object (Tiger) detection task, we engineered a fast, edge-capable object detector leveraging </w:t>
-      </w:r>
-      <w:r>
-        <w:rPr>
-          <w:rFonts w:ascii="Calibri" w:hAnsi="Calibri"/>
-          <w:b/>
-          <w:color w:val="000000"/>
-          <w:sz w:val="22"/>
-        </w:rPr>
-        <w:t>Transfer Learning</w:t>
-      </w:r>
-      <w:r>
-        <w:rPr>
-          <w:rFonts w:ascii="Calibri" w:hAnsi="Calibri"/>
-          <w:color w:val="000000"/>
-          <w:sz w:val="22"/>
-        </w:rPr>
-        <w:t xml:space="preserve"> on a lightweight backbone.</w:t>
-      </w:r>
-    </w:p>
-    <w:p>
-      <w:pPr>
-        <w:pStyle w:val="Heading3"/>
-      </w:pPr>
-      <w:r>
-        <w:rPr>
-          <w:rFonts w:ascii="Calibri" w:hAnsi="Calibri"/>
-          <w:b/>
-          <w:color w:val="1F3763"/>
-          <w:sz w:val="24"/>
-        </w:rPr>
-        <w:t>1.1 Architectural Decisions</w:t>
-      </w:r>
-    </w:p>
-    <w:p>
-      <w:pPr>
-        <w:pStyle w:val="ListBullet"/>
-      </w:pPr>
-      <w:r>
-        <w:rPr>
-          <w:rFonts w:ascii="Calibri" w:hAnsi="Calibri"/>
-          <w:color w:val="000000"/>
-          <w:sz w:val="22"/>
-        </w:rPr>
-        <w:t xml:space="preserve">  </w:t>
-      </w:r>
-      <w:r>
-        <w:rPr>
-          <w:rFonts w:ascii="Calibri" w:hAnsi="Calibri"/>
-          <w:b/>
-          <w:color w:val="000000"/>
-          <w:sz w:val="22"/>
-        </w:rPr>
-        <w:t>Backbone:</w:t>
-      </w:r>
-      <w:r>
-        <w:rPr>
-          <w:rFonts w:ascii="Calibri" w:hAnsi="Calibri"/>
-          <w:color w:val="000000"/>
-          <w:sz w:val="22"/>
-        </w:rPr>
-        <w:t xml:space="preserve"> `MobileNetV3-Small` (ImageNet pre-trained). Chosen for high mobile FPS and low computational overhead while retaining competitive hierarchical feature extraction.</w:t>
-      </w:r>
-    </w:p>
-    <w:p>
-      <w:pPr>
-        <w:pStyle w:val="ListBullet"/>
-      </w:pPr>
-      <w:r>
-        <w:rPr>
-          <w:rFonts w:ascii="Calibri" w:hAnsi="Calibri"/>
-          <w:color w:val="000000"/>
-          <w:sz w:val="22"/>
-        </w:rPr>
-        <w:t xml:space="preserve">  </w:t>
-      </w:r>
-      <w:r>
-        <w:rPr>
-          <w:rFonts w:ascii="Calibri" w:hAnsi="Calibri"/>
-          <w:b/>
-          <w:color w:val="000000"/>
-          <w:sz w:val="22"/>
-        </w:rPr>
-        <w:t>Dimensionality Reduction:</w:t>
-      </w:r>
-      <w:r>
-        <w:rPr>
-          <w:rFonts w:ascii="Calibri" w:hAnsi="Calibri"/>
-          <w:color w:val="000000"/>
-          <w:sz w:val="22"/>
-        </w:rPr>
-        <w:t xml:space="preserve"> Instead of aggressive bottlenecking, we utilized `AdaptiveAvgPool2d(4)` on the backbone's 576-channel output. This generates a dense 9216-dimensional flattened feature vector, preserving essential spatial geometry (top-left vs. bottom-right quadrant distinction) lost in 1x1 global average pooling.</w:t>
-      </w:r>
-    </w:p>
-    <w:p>
-      <w:pPr>
-        <w:pStyle w:val="ListBullet"/>
-      </w:pPr>
-      <w:r>
-        <w:rPr>
-          <w:rFonts w:ascii="Calibri" w:hAnsi="Calibri"/>
-          <w:color w:val="000000"/>
-          <w:sz w:val="22"/>
-        </w:rPr>
-        <w:t xml:space="preserve">  </w:t>
-      </w:r>
-      <w:r>
-        <w:rPr>
-          <w:rFonts w:ascii="Calibri" w:hAnsi="Calibri"/>
-          <w:b/>
-          <w:color w:val="000000"/>
-          <w:sz w:val="22"/>
-        </w:rPr>
-        <w:t>Regression Head:</w:t>
-      </w:r>
-      <w:r>
-        <w:rPr>
-          <w:rFonts w:ascii="Calibri" w:hAnsi="Calibri"/>
-          <w:color w:val="000000"/>
-          <w:sz w:val="22"/>
-        </w:rPr>
-        <w:t xml:space="preserve"> A custom MLP (512 -&gt; 256 -&gt; 128 -&gt; 4) utilizing Xavier initialization, Batch Normalization, and Dropout (0.3/0.2) to prevent overfitting. The final layer uses a Sigmoid activation to strictly bound the (cx, cy, w, h) coordinate predictions to a normalized [0, 1] space.</w:t>
-      </w:r>
-    </w:p>
-    <w:p>
-      <w:pPr>
-        <w:pStyle w:val="ListBullet"/>
-      </w:pPr>
-      <w:r>
-        <w:rPr>
-          <w:rFonts w:ascii="Calibri" w:hAnsi="Calibri"/>
-          <w:color w:val="000000"/>
-          <w:sz w:val="22"/>
-        </w:rPr>
-        <w:t xml:space="preserve">  </w:t>
-      </w:r>
-      <w:r>
-        <w:rPr>
-          <w:rFonts w:ascii="Calibri" w:hAnsi="Calibri"/>
-          <w:b/>
-          <w:color w:val="000000"/>
-          <w:sz w:val="22"/>
-        </w:rPr>
-        <w:t>Optimization Strategy:</w:t>
-      </w:r>
-      <w:r>
-        <w:rPr>
-          <w:rFonts w:ascii="Calibri" w:hAnsi="Calibri"/>
-          <w:color w:val="000000"/>
-          <w:sz w:val="22"/>
-        </w:rPr>
-        <w:t xml:space="preserve"> `AdamW` optimizer (weight decay 1e-4) combined with a `ReduceLROnPlateau` scheduler.</w:t>
-      </w:r>
-    </w:p>
-    <w:p>
-      <w:pPr>
-        <w:pStyle w:val="Heading3"/>
-      </w:pPr>
-      <w:r>
-        <w:rPr>
-          <w:rFonts w:ascii="Calibri" w:hAnsi="Calibri"/>
-          <w:b/>
-          <w:color w:val="1F3763"/>
-          <w:sz w:val="24"/>
-        </w:rPr>
-        <w:t>1.2 Loss Function (EIoU)</w:t>
-      </w:r>
-    </w:p>
-    <w:p>
-      <w:r>
-        <w:rPr>
-          <w:rFonts w:ascii="Calibri" w:hAnsi="Calibri"/>
-          <w:color w:val="000000"/>
-          <w:sz w:val="22"/>
-        </w:rPr>
-        <w:t xml:space="preserve">Standard L1/L2 coordinate loss fails to penalize scale variance correctly (a 10px error on a small box is much worse than on a large box). We optimized directly for the evaluation metric using </w:t>
-      </w:r>
-      <w:r>
-        <w:rPr>
-          <w:rFonts w:ascii="Calibri" w:hAnsi="Calibri"/>
-          <w:b/>
-          <w:color w:val="000000"/>
-          <w:sz w:val="22"/>
-        </w:rPr>
-        <w:t>Efficient Intersection over Union (EIoU) Loss</w:t>
-      </w:r>
-      <w:r>
-        <w:rPr>
-          <w:rFonts w:ascii="Calibri" w:hAnsi="Calibri"/>
-          <w:color w:val="000000"/>
-          <w:sz w:val="22"/>
-        </w:rPr>
-        <w:t>. EIoU explicitly penalizes:</w:t>
-      </w:r>
-    </w:p>
-    <w:p>
-      <w:pPr>
-        <w:pStyle w:val="ListNumber"/>
-      </w:pPr>
-      <w:r>
-        <w:rPr>
-          <w:rFonts w:ascii="Calibri" w:hAnsi="Calibri"/>
-          <w:color w:val="000000"/>
-          <w:sz w:val="22"/>
-        </w:rPr>
-        <w:t xml:space="preserve"> Bounding box overlap (IoU).</w:t>
-      </w:r>
-    </w:p>
-    <w:p>
-      <w:pPr>
-        <w:pStyle w:val="ListNumber"/>
-      </w:pPr>
-      <w:r>
-        <w:rPr>
-          <w:rFonts w:ascii="Calibri" w:hAnsi="Calibri"/>
-          <w:color w:val="000000"/>
-          <w:sz w:val="22"/>
-        </w:rPr>
-        <w:t xml:space="preserve"> Center-point distance (localization).</w:t>
-      </w:r>
-    </w:p>
-    <w:p>
-      <w:r>
-        <w:rPr>
-          <w:rFonts w:ascii="Calibri" w:hAnsi="Calibri"/>
-          <w:color w:val="000000"/>
-          <w:sz w:val="22"/>
-        </w:rPr>
-        <w:t>3.  Aspect ratio / width-height disparity.</w:t>
-      </w:r>
-    </w:p>
-    <w:p/>
-    <w:p>
-      <w:pPr>
-        <w:pStyle w:val="Heading2"/>
-      </w:pPr>
-      <w:r>
-        <w:rPr>
-          <w:rFonts w:ascii="Calibri" w:hAnsi="Calibri"/>
-          <w:b/>
-          <w:color w:val="2F5496"/>
-          <w:sz w:val="28"/>
-        </w:rPr>
-        <w:t>2. Data Strategy &amp; Filtering</w:t>
-      </w:r>
-    </w:p>
-    <w:p>
-      <w:pPr>
-        <w:pStyle w:val="Heading3"/>
-      </w:pPr>
-      <w:r>
-        <w:rPr>
-          <w:rFonts w:ascii="Calibri" w:hAnsi="Calibri"/>
-          <w:b/>
-          <w:color w:val="1F3763"/>
-          <w:sz w:val="24"/>
-        </w:rPr>
-        <w:t>2.1 The "Multi-Object" Conflict</w:t>
-      </w:r>
-    </w:p>
-    <w:p>
-      <w:r>
-        <w:rPr>
-          <w:rFonts w:ascii="Calibri" w:hAnsi="Calibri"/>
-          <w:color w:val="000000"/>
-          <w:sz w:val="22"/>
-        </w:rPr>
-        <w:t>The dataset originally contained images with multiple objects. Training a single-object regression head on multi-object images creates destructive, ambiguous gradients (the model mathematical regresses to the "empty space" average between two tigers).</w:t>
-      </w:r>
-    </w:p>
-    <w:p>
-      <w:pPr>
-        <w:pStyle w:val="ListBullet"/>
-      </w:pPr>
-      <w:r>
-        <w:rPr>
-          <w:rFonts w:ascii="Calibri" w:hAnsi="Calibri"/>
-          <w:color w:val="000000"/>
-          <w:sz w:val="22"/>
-        </w:rPr>
-        <w:lastRenderedPageBreak/>
-        <w:t xml:space="preserve">  </w:t>
-      </w:r>
-      <w:r>
-        <w:rPr>
-          <w:rFonts w:ascii="Calibri" w:hAnsi="Calibri"/>
-          <w:b/>
-          <w:color w:val="000000"/>
-          <w:sz w:val="22"/>
-        </w:rPr>
-        <w:t>Solution:</w:t>
-      </w:r>
-      <w:r>
-        <w:rPr>
-          <w:rFonts w:ascii="Calibri" w:hAnsi="Calibri"/>
-          <w:color w:val="000000"/>
-          <w:sz w:val="22"/>
-        </w:rPr>
-        <w:t xml:space="preserve"> We developed a semantic filtering script (`filter_single_object.py`) to strictly isolate images where `len(annotations) == 1`.</w:t>
-      </w:r>
-    </w:p>
-    <w:p>
-      <w:r>
-        <w:rPr>
-          <w:rFonts w:ascii="Calibri" w:hAnsi="Calibri"/>
-          <w:color w:val="000000"/>
-          <w:sz w:val="22"/>
-        </w:rPr>
-        <w:t>We implemented horizontal flipping (P=0.5) to prevent structural overfitting since tigers are horizontally symmetric. We strictly mathematically mirrored the AABB coordinates during flips. Furthermore, because wild tigers appear under variable lighting conditions (jungle shadows vs direct sunlight), we applied Color Jittering (brightness, contrast, saturation, hue).</w:t>
-      </w:r>
-    </w:p>
-    <w:p>
-      <w:pPr>
-        <w:pStyle w:val="Heading2"/>
-      </w:pPr>
-      <w:r>
-        <w:rPr>
-          <w:rFonts w:ascii="Calibri" w:hAnsi="Calibri"/>
-          <w:b/>
-          <w:color w:val="2F5496"/>
-          <w:sz w:val="28"/>
-        </w:rPr>
-        <w:t>2.3 Data Augmentation</w:t>
-      </w:r>
-    </w:p>
-    <w:p>
-      <w:pPr>
-        <w:pStyle w:val="Heading3"/>
-      </w:pPr>
-      <w:r>
-        <w:rPr>
-          <w:rFonts w:ascii="Calibri" w:hAnsi="Calibri"/>
-          <w:b/>
-          <w:color w:val="1F3763"/>
-          <w:sz w:val="24"/>
-        </w:rPr>
-        <w:t>2.2 Validation Split Re-Engineering</w:t>
-      </w:r>
-    </w:p>
-    <w:p>
-      <w:r>
-        <w:rPr>
-          <w:rFonts w:ascii="Calibri" w:hAnsi="Calibri"/>
-          <w:color w:val="000000"/>
-          <w:sz w:val="22"/>
-        </w:rPr>
-        <w:t>The default partition yielded a validation set of only 374 images (~6 batches). Validating on such a small sample introduces severe metric noise, causing premature early stopping and unreliable "best model" saving.</w:t>
-      </w:r>
-    </w:p>
-    <w:p>
-      <w:pPr>
-        <w:pStyle w:val="ListBullet"/>
-      </w:pPr>
-      <w:r>
-        <w:rPr>
-          <w:rFonts w:ascii="Calibri" w:hAnsi="Calibri"/>
-          <w:color w:val="000000"/>
-          <w:sz w:val="22"/>
-        </w:rPr>
-        <w:t xml:space="preserve">  </w:t>
-      </w:r>
-      <w:r>
-        <w:rPr>
-          <w:rFonts w:ascii="Calibri" w:hAnsi="Calibri"/>
-          <w:b/>
-          <w:color w:val="000000"/>
-          <w:sz w:val="22"/>
-        </w:rPr>
-        <w:t>Solution:</w:t>
-      </w:r>
-      <w:r>
-        <w:rPr>
-          <w:rFonts w:ascii="Calibri" w:hAnsi="Calibri"/>
-          <w:color w:val="000000"/>
-          <w:sz w:val="22"/>
-        </w:rPr>
-        <w:t xml:space="preserve"> Recognizing that our true out-of-distribution evaluation lay in external zero-shot videos, the unused 378-image test set was conceptually redundant. We computationally merged the test annotations and images into the validation split (handling ID remapping and duplicate collision mapping).</w:t>
-      </w:r>
-    </w:p>
-    <w:p>
-      <w:pPr>
-        <w:pStyle w:val="ListBullet"/>
-      </w:pPr>
-      <w:r>
-        <w:rPr>
-          <w:rFonts w:ascii="Calibri" w:hAnsi="Calibri"/>
-          <w:color w:val="000000"/>
-          <w:sz w:val="22"/>
-        </w:rPr>
-        <w:t xml:space="preserve">  </w:t>
-      </w:r>
-      <w:r>
-        <w:rPr>
-          <w:rFonts w:ascii="Calibri" w:hAnsi="Calibri"/>
-          <w:b/>
-          <w:color w:val="000000"/>
-          <w:sz w:val="22"/>
-        </w:rPr>
-        <w:t>Result:</w:t>
-      </w:r>
-      <w:r>
-        <w:rPr>
-          <w:rFonts w:ascii="Calibri" w:hAnsi="Calibri"/>
-          <w:color w:val="000000"/>
-          <w:sz w:val="22"/>
-        </w:rPr>
-        <w:t xml:space="preserve"> A statistically significant validation set of </w:t>
-      </w:r>
-      <w:r>
-        <w:rPr>
-          <w:rFonts w:ascii="Calibri" w:hAnsi="Calibri"/>
-          <w:b/>
-          <w:color w:val="000000"/>
-          <w:sz w:val="22"/>
-        </w:rPr>
-        <w:t>752 images</w:t>
-      </w:r>
-      <w:r>
-        <w:rPr>
-          <w:rFonts w:ascii="Calibri" w:hAnsi="Calibri"/>
-          <w:color w:val="000000"/>
-          <w:sz w:val="22"/>
-        </w:rPr>
-        <w:t>, generating a highly robust 7.7:1 Train-to-Validation ratio (5765 train samples).</w:t>
-      </w:r>
-    </w:p>
-    <w:p/>
-    <w:p>
-      <w:pPr>
-        <w:pStyle w:val="Heading2"/>
-      </w:pPr>
-      <w:r>
-        <w:rPr>
-          <w:rFonts w:ascii="Calibri" w:hAnsi="Calibri"/>
-          <w:b/>
-          <w:color w:val="2F5496"/>
-          <w:sz w:val="28"/>
-        </w:rPr>
-        <w:t>3. Training &amp; Loss Analysis</w:t>
-      </w:r>
-    </w:p>
-    <w:p>
-      <w:r>
-        <w:rPr>
-          <w:rFonts w:ascii="Calibri" w:hAnsi="Calibri"/>
-          <w:color w:val="000000"/>
-          <w:sz w:val="22"/>
-        </w:rPr>
-        <w:t>The network was trained for 140 epochs using a discriminative "Silent Initialization" warmup: the pre-trained backbone was frozen for the first 5 epochs (LR=0.0) while the randomly initialized head absorbed high initial error gradients, preventing catastrophic forgetting in the backbone.</w:t>
-      </w:r>
-    </w:p>
-    <w:p>
-      <w:r>
-        <w:rPr>
-          <w:rFonts w:ascii="Calibri" w:hAnsi="Calibri"/>
-          <w:noProof/>
-          <w:color w:val="000000"/>
-          <w:sz w:val="22"/>
-        </w:rPr>
-        <w:drawing>
-          <wp:inline distT="0" distB="0" distL="0" distR="0" wp14:anchorId="48E57F69" wp14:editId="2755BEC1">
-            <wp:extent cx="5486400" cy="3328670"/>
-            <wp:effectExtent l="0" t="0" r="0" b="5080"/>
-            <wp:docPr id="1251491386" name="Picture 1"/>
-            <wp:cNvGraphicFramePr>
-              <a:graphicFrameLocks xmlns:a="http://schemas.openxmlformats.org/drawingml/2006/main" noChangeAspect="1"/>
-            </wp:cNvGraphicFramePr>
-            <a:graphic xmlns:a="http://schemas.openxmlformats.org/drawingml/2006/main">
-              <a:graphicData uri="http://schemas.openxmlformats.org/drawingml/2006/picture">
-                <pic:pic xmlns:pic="http://schemas.openxmlformats.org/drawingml/2006/picture">
-                  <pic:nvPicPr>
-                    <pic:cNvPr id="1251491386" name=""/>
-                    <pic:cNvPicPr/>
-                  </pic:nvPicPr>
-                  <pic:blipFill>
-                    <a:blip r:embed="rId7"/>
-                    <a:stretch>
-                      <a:fillRect/>
-                    </a:stretch>
-                  </pic:blipFill>
-                  <pic:spPr>
-                    <a:xfrm>
-                      <a:off x="0" y="0"/>
-                      <a:ext cx="5486400" cy="3328670"/>
-                    </a:xfrm>
-                    <a:prstGeom prst="rect">
-                      <a:avLst/>
-                    </a:prstGeom>
-                  </pic:spPr>
-                </pic:pic>
-              </a:graphicData>
-            </a:graphic>
-          </wp:inline>
-        </w:drawing>
-      </w:r>
-      <w:r>
-        <w:rPr>
-          <w:rFonts w:ascii="Calibri" w:hAnsi="Calibri"/>
-          <w:i/>
-          <w:color w:val="000000"/>
-          <w:sz w:val="22"/>
-        </w:rPr>
-        <w:t>Figure 1: TensorBoard Loss Curves.</w:t>
-      </w:r>
-    </w:p>
-    <w:p>
-      <w:pPr>
-        <w:pStyle w:val="Heading3"/>
-      </w:pPr>
-      <w:r>
-        <w:rPr>
-          <w:rFonts w:ascii="Calibri" w:hAnsi="Calibri"/>
-          <w:b/>
-          <w:color w:val="1F3763"/>
-          <w:sz w:val="24"/>
-        </w:rPr>
-        <w:t>3.1 Curve Analytics</w:t>
-      </w:r>
-    </w:p>
-    <w:p>
-      <w:r>
-        <w:rPr>
-          <w:rFonts w:ascii="Calibri" w:hAnsi="Calibri"/>
-          <w:color w:val="000000"/>
-          <w:sz w:val="22"/>
-        </w:rPr>
-        <w:t>Based on the TensorBoard telemetrics:</w:t>
-      </w:r>
-    </w:p>
-    <w:p>
-      <w:pPr>
-        <w:pStyle w:val="ListBullet"/>
-      </w:pPr>
-      <w:r>
-        <w:rPr>
-          <w:rFonts w:ascii="Calibri" w:hAnsi="Calibri"/>
-          <w:color w:val="000000"/>
-          <w:sz w:val="22"/>
-        </w:rPr>
-        <w:lastRenderedPageBreak/>
-        <w:t xml:space="preserve">  </w:t>
-      </w:r>
-      <w:r>
-        <w:rPr>
-          <w:rFonts w:ascii="Calibri" w:hAnsi="Calibri"/>
-          <w:b/>
-          <w:color w:val="000000"/>
-          <w:sz w:val="22"/>
-        </w:rPr>
-        <w:t>Generalization (Zero Overfitting):</w:t>
-      </w:r>
-      <w:r>
-        <w:rPr>
-          <w:rFonts w:ascii="Calibri" w:hAnsi="Calibri"/>
-          <w:color w:val="000000"/>
-          <w:sz w:val="22"/>
-        </w:rPr>
-        <w:t xml:space="preserve"> The primary achievement is the trajectory of `Loss/val`. It mirrors the `Loss/train` curve with near-perfect correlation until epoch 140. There is zero upward divergence, proving the dropout and weight-decay successfully aggressively mitigated overfitting despite 5,700 samples.</w:t>
-      </w:r>
-    </w:p>
-    <w:p>
-      <w:pPr>
-        <w:pStyle w:val="ListBullet"/>
-      </w:pPr>
-      <w:r>
-        <w:rPr>
-          <w:rFonts w:ascii="Calibri" w:hAnsi="Calibri"/>
-          <w:color w:val="000000"/>
-          <w:sz w:val="22"/>
-        </w:rPr>
-        <w:t xml:space="preserve">  </w:t>
-      </w:r>
-      <w:r>
-        <w:rPr>
-          <w:rFonts w:ascii="Calibri" w:hAnsi="Calibri"/>
-          <w:b/>
-          <w:color w:val="000000"/>
-          <w:sz w:val="22"/>
-        </w:rPr>
-        <w:t>Coordinate vs. Scale Convergence:</w:t>
-      </w:r>
-    </w:p>
-    <w:p>
-      <w:pPr>
-        <w:pStyle w:val="ListBullet"/>
-      </w:pPr>
-      <w:r>
-        <w:rPr>
-          <w:rFonts w:ascii="Calibri" w:hAnsi="Calibri"/>
-          <w:color w:val="000000"/>
-          <w:sz w:val="22"/>
-        </w:rPr>
-        <w:t xml:space="preserve">  The `Loss/val_coord` (center-point distance) collapses to ~0.0004 almost instantly. The MobileNet backbone immediately understands </w:t>
-      </w:r>
-      <w:r>
-        <w:rPr>
-          <w:rFonts w:ascii="Calibri" w:hAnsi="Calibri"/>
-          <w:i/>
-          <w:color w:val="000000"/>
-          <w:sz w:val="22"/>
-        </w:rPr>
-        <w:t>where</w:t>
-      </w:r>
-      <w:r>
-        <w:rPr>
-          <w:rFonts w:ascii="Calibri" w:hAnsi="Calibri"/>
-          <w:color w:val="000000"/>
-          <w:sz w:val="22"/>
-        </w:rPr>
-        <w:t xml:space="preserve"> the object is.</w:t>
-      </w:r>
-    </w:p>
-    <w:p>
-      <w:pPr>
-        <w:pStyle w:val="ListBullet"/>
-      </w:pPr>
-      <w:r>
-        <w:rPr>
-          <w:rFonts w:ascii="Calibri" w:hAnsi="Calibri"/>
-          <w:color w:val="000000"/>
-          <w:sz w:val="22"/>
-        </w:rPr>
-        <w:t xml:space="preserve">  Conversely, the `Loss/val_iou` decays slowly over 140 epochs. The primary optimization constraint is not localization, but geometric scaling—teaching the model exactly how to estimate the width and height of the tiger's varying poses.</w:t>
-      </w:r>
-    </w:p>
-    <w:p/>
-    <w:p>
-      <w:pPr>
-        <w:pStyle w:val="Heading2"/>
-      </w:pPr>
-      <w:r>
-        <w:rPr>
-          <w:rFonts w:ascii="Calibri" w:hAnsi="Calibri"/>
-          <w:b/>
-          <w:color w:val="2F5496"/>
-          <w:sz w:val="28"/>
-        </w:rPr>
-        <w:t>4. Zero-Shot Video Tracking &amp; Inference</w:t>
-      </w:r>
-    </w:p>
-    <w:p>
-      <w:pPr>
-        <w:pStyle w:val="Heading3"/>
-      </w:pPr>
-      <w:r>
-        <w:rPr>
-          <w:rFonts w:ascii="Calibri" w:hAnsi="Calibri"/>
-          <w:b/>
-          <w:color w:val="1F3763"/>
-          <w:sz w:val="24"/>
-        </w:rPr>
-        <w:t>4.1 Static Evaluation (Train/Validation dataset)</w:t>
-      </w:r>
-    </w:p>
-    <w:p>
-      <w:r>
-        <w:rPr>
-          <w:rFonts w:ascii="Calibri" w:hAnsi="Calibri"/>
-          <w:color w:val="000000"/>
-          <w:sz w:val="22"/>
-        </w:rPr>
-        <w:t>The model was evaluated on both training samples and validation set images to confirm tight bounding box inferences.</w:t>
-      </w:r>
-    </w:p>
-    <w:p>
-      <w:pPr>
-        <w:rPr>
-          <w:i/>
-        </w:rPr>
-      </w:pPr>
-      <w:r>
-        <w:rPr>
-          <w:rFonts w:ascii="Calibri" w:hAnsi="Calibri"/>
-          <w:i/>
-          <w:noProof/>
-          <w:color w:val="000000"/>
-          <w:sz w:val="22"/>
-        </w:rPr>
-        <w:drawing>
-          <wp:inline distT="0" distB="0" distL="0" distR="0" wp14:anchorId="1F83C343" wp14:editId="1CE6B051">
-            <wp:extent cx="2662222" cy="2573655"/>
-            <wp:effectExtent l="0" t="0" r="5080" b="0"/>
-            <wp:docPr id="176612722" name="Picture 1"/>
-            <wp:cNvGraphicFramePr>
-              <a:graphicFrameLocks xmlns:a="http://schemas.openxmlformats.org/drawingml/2006/main" noChangeAspect="1"/>
-            </wp:cNvGraphicFramePr>
-            <a:graphic xmlns:a="http://schemas.openxmlformats.org/drawingml/2006/main">
-              <a:graphicData uri="http://schemas.openxmlformats.org/drawingml/2006/picture">
-                <pic:pic xmlns:pic="http://schemas.openxmlformats.org/drawingml/2006/picture">
-                  <pic:nvPicPr>
-                    <pic:cNvPr id="176612722" name=""/>
+                    <pic:cNvPr id="609693800" name=""/>
                     <pic:cNvPicPr/>
                   </pic:nvPicPr>
                   <pic:blipFill>
@@ -1783,7 +772,7 @@
                   <pic:spPr>
                     <a:xfrm>
                       <a:off x="0" y="0"/>
-                      <a:ext cx="2676728" cy="2587678"/>
+                      <a:ext cx="5486400" cy="5248275"/>
                     </a:xfrm>
                     <a:prstGeom prst="rect">
                       <a:avLst/>
@@ -1795,19 +784,488 @@
           </wp:inline>
         </w:drawing>
       </w:r>
-      <w:r>
-        <w:rPr>
-          <w:rFonts w:ascii="Calibri" w:hAnsi="Calibri"/>
-          <w:i/>
-          <w:noProof/>
+    </w:p>
+    <w:p>
+      <w:pPr>
+        <w:rPr>
+          <w:b/>
+          <w:color w:val="FF0000"/>
+        </w:rPr>
+      </w:pPr>
+    </w:p>
+    <w:p>
+      <w:r>
+        <w:rPr>
+          <w:rFonts w:ascii="Calibri" w:hAnsi="Calibri"/>
           <w:color w:val="000000"/>
-          <w:sz w:val="22"/>
-        </w:rPr>
+        </w:rPr>
+        <w:t>Figure 1: Inference classification results demonstrating high-confidence successes and low-confidence morphological cross-classifications.</w:t>
+      </w:r>
+    </w:p>
+    <w:p/>
+    <w:p>
+      <w:r>
+        <w:rPr>
+          <w:rFonts w:ascii="Calibri" w:hAnsi="Calibri"/>
+          <w:b/>
+          <w:color w:val="000000"/>
+        </w:rPr>
+        <w:t>Conclusion</w:t>
+      </w:r>
+      <w:r>
+        <w:rPr>
+          <w:rFonts w:ascii="Calibri" w:hAnsi="Calibri"/>
+          <w:color w:val="000000"/>
+        </w:rPr>
+        <w:t>: MobileNetV3-Small demonstrates highly effective machine-optimized architectural design. By trading structural redundancy for deployment efficiency, it provides a stable and highly performant lightweight backbone suitable for subsequent object detection adaptations.</w:t>
+      </w:r>
+    </w:p>
+    <w:p/>
+    <w:p>
+      <w:pPr>
+        <w:pStyle w:val="Heading1"/>
+        <w:rPr>
+          <w:rFonts w:ascii="Calibri" w:hAnsi="Calibri"/>
+          <w:color w:val="2F5496"/>
+          <w:sz w:val="32"/>
+        </w:rPr>
+      </w:pPr>
+      <w:r>
+        <w:rPr>
+          <w:rFonts w:ascii="Calibri" w:hAnsi="Calibri"/>
+          <w:color w:val="2F5496"/>
+          <w:sz w:val="32"/>
+        </w:rPr>
+        <w:lastRenderedPageBreak/>
+        <w:t>Part 2: Single Object Detection Engineering Report</w:t>
+      </w:r>
+    </w:p>
+    <w:p>
+      <w:pPr>
+        <w:pStyle w:val="Heading2"/>
+      </w:pPr>
+      <w:r>
+        <w:rPr>
+          <w:rFonts w:ascii="Calibri" w:hAnsi="Calibri"/>
+          <w:color w:val="2F5496"/>
+          <w:sz w:val="28"/>
+        </w:rPr>
+        <w:t>Links</w:t>
+      </w:r>
+    </w:p>
+    <w:p>
+      <w:pPr>
+        <w:pStyle w:val="ListBullet"/>
+      </w:pPr>
+      <w:r>
+        <w:rPr>
+          <w:rFonts w:ascii="Calibri" w:hAnsi="Calibri"/>
+          <w:b/>
+          <w:color w:val="000000"/>
+        </w:rPr>
+        <w:t>Input Video:</w:t>
+      </w:r>
+      <w:r>
+        <w:rPr>
+          <w:rFonts w:ascii="Calibri" w:hAnsi="Calibri"/>
+          <w:color w:val="000000"/>
+        </w:rPr>
+        <w:t xml:space="preserve"> </w:t>
+      </w:r>
+      <w:hyperlink r:id="rId9" w:history="1">
+        <w:r>
+          <w:rPr>
+            <w:rStyle w:val="Hyperlink"/>
+            <w:rFonts w:ascii="Calibri" w:hAnsi="Calibri"/>
+          </w:rPr>
+          <w:t>input</w:t>
+        </w:r>
+      </w:hyperlink>
+      <w:r>
+        <w:rPr>
+          <w:rFonts w:ascii="Calibri" w:hAnsi="Calibri"/>
+          <w:color w:val="000000"/>
+        </w:rPr>
+        <w:t xml:space="preserve"> </w:t>
+      </w:r>
+    </w:p>
+    <w:p>
+      <w:pPr>
+        <w:pStyle w:val="ListBullet"/>
+      </w:pPr>
+      <w:r>
+        <w:rPr>
+          <w:rFonts w:ascii="Calibri" w:hAnsi="Calibri"/>
+          <w:b/>
+          <w:color w:val="000000"/>
+        </w:rPr>
+        <w:t xml:space="preserve">Output Video Inference: </w:t>
+      </w:r>
+      <w:hyperlink r:id="rId10" w:history="1">
+        <w:r>
+          <w:rPr>
+            <w:rStyle w:val="Hyperlink"/>
+            <w:rFonts w:ascii="Calibri" w:hAnsi="Calibri"/>
+            <w:bCs/>
+          </w:rPr>
+          <w:t>output</w:t>
+        </w:r>
+      </w:hyperlink>
+    </w:p>
+    <w:p>
+      <w:pPr>
+        <w:pStyle w:val="Heading2"/>
+      </w:pPr>
+      <w:r>
+        <w:rPr>
+          <w:rFonts w:ascii="Calibri" w:hAnsi="Calibri"/>
+          <w:color w:val="2F5496"/>
+          <w:sz w:val="28"/>
+        </w:rPr>
+        <w:t>1. Core Architecture and Problem Formulation</w:t>
+      </w:r>
+    </w:p>
+    <w:p>
+      <w:r>
+        <w:rPr>
+          <w:rFonts w:ascii="Calibri" w:hAnsi="Calibri"/>
+          <w:color w:val="000000"/>
+        </w:rPr>
+        <w:t>For the single object (tiger) detection task, an edge-capable detection pipeline was developed utilizing Transfer Learning embedded atop a lightweight backbone architecture.</w:t>
+      </w:r>
+    </w:p>
+    <w:p/>
+    <w:p>
+      <w:pPr>
+        <w:pStyle w:val="Heading3"/>
+      </w:pPr>
+      <w:r>
+        <w:rPr>
+          <w:rFonts w:ascii="Calibri" w:hAnsi="Calibri"/>
+          <w:color w:val="1F3763"/>
+          <w:sz w:val="24"/>
+        </w:rPr>
+        <w:t>1.1 Architectural Configuration</w:t>
+      </w:r>
+    </w:p>
+    <w:p>
+      <w:pPr>
+        <w:pStyle w:val="ListBullet"/>
+      </w:pPr>
+      <w:r>
+        <w:rPr>
+          <w:rFonts w:ascii="Calibri" w:hAnsi="Calibri"/>
+          <w:b/>
+          <w:color w:val="000000"/>
+        </w:rPr>
+        <w:t>Backbone</w:t>
+      </w:r>
+      <w:r>
+        <w:rPr>
+          <w:rFonts w:ascii="Calibri" w:hAnsi="Calibri"/>
+          <w:color w:val="000000"/>
+        </w:rPr>
+        <w:t>: MobileNetV3-Small (ImageNet pre-trained), selected to ensure high processing frame-rates while preserving hierarchical spatial resolution.</w:t>
+      </w:r>
+    </w:p>
+    <w:p>
+      <w:pPr>
+        <w:pStyle w:val="ListBullet"/>
+      </w:pPr>
+      <w:r>
+        <w:rPr>
+          <w:rFonts w:ascii="Calibri" w:hAnsi="Calibri"/>
+          <w:b/>
+          <w:color w:val="000000"/>
+        </w:rPr>
+        <w:t>Dimensionality Reduction</w:t>
+      </w:r>
+      <w:r>
+        <w:rPr>
+          <w:rFonts w:ascii="Calibri" w:hAnsi="Calibri"/>
+          <w:color w:val="000000"/>
+        </w:rPr>
+        <w:t>: To avoid the spatial data destruction inherent to 1x1 global average pooling, `AdaptiveAvgPool2d(4)` was applied to the backbone's 576-channel termination. This yielded a dense 9216-dimensional feature vector, effectively preserving spatial quadrant geometries essential for accurate bounding box localization.</w:t>
+      </w:r>
+    </w:p>
+    <w:p>
+      <w:pPr>
+        <w:pStyle w:val="ListBullet"/>
+      </w:pPr>
+      <w:r>
+        <w:rPr>
+          <w:rFonts w:ascii="Calibri" w:hAnsi="Calibri"/>
+          <w:b/>
+          <w:color w:val="000000"/>
+        </w:rPr>
+        <w:t>Regression Head</w:t>
+      </w:r>
+      <w:r>
+        <w:rPr>
+          <w:rFonts w:ascii="Calibri" w:hAnsi="Calibri"/>
+          <w:color w:val="000000"/>
+        </w:rPr>
+        <w:t>: A dense Multilayer Perceptron (512 -&gt; 256 -&gt; 128 -&gt; 4) was constructed. It incorporated Xavier weight initialization, Batch Normalization, and Dropout layers (0.3/0.2) to systematically restrain overfitting. The terminal layer adopted a Sigmoid activation, mathematically constraining the (cx, cy, w, h) coordinate predictions strictly within a normalized [0, 1] spatial domain.</w:t>
+      </w:r>
+    </w:p>
+    <w:p>
+      <w:pPr>
+        <w:pStyle w:val="ListBullet"/>
+      </w:pPr>
+      <w:r>
+        <w:rPr>
+          <w:rFonts w:ascii="Calibri" w:hAnsi="Calibri"/>
+          <w:b/>
+          <w:color w:val="000000"/>
+        </w:rPr>
+        <w:t>Optimization Strategy</w:t>
+      </w:r>
+      <w:r>
+        <w:rPr>
+          <w:rFonts w:ascii="Calibri" w:hAnsi="Calibri"/>
+          <w:color w:val="000000"/>
+        </w:rPr>
+        <w:t>: The model utilized the `AdamW` optimizer (weight decay 1e-4) modulated by a `ReduceLROnPlateau` learning rate scheduler.</w:t>
+      </w:r>
+    </w:p>
+    <w:p/>
+    <w:p>
+      <w:pPr>
+        <w:pStyle w:val="Heading3"/>
+      </w:pPr>
+      <w:r>
+        <w:rPr>
+          <w:rFonts w:ascii="Calibri" w:hAnsi="Calibri"/>
+          <w:color w:val="1F3763"/>
+          <w:sz w:val="24"/>
+        </w:rPr>
+        <w:t>1.2 Objective Function</w:t>
+      </w:r>
+    </w:p>
+    <w:p>
+      <w:r>
+        <w:rPr>
+          <w:rFonts w:ascii="Calibri" w:hAnsi="Calibri"/>
+          <w:color w:val="000000"/>
+        </w:rPr>
+        <w:t>Application of standard regression losses (L1/L2) introduces bias, as coordinate error fails to explicitly penalize scale variance. Consequently, the network was optimized using Efficient Intersection over Union (EIoU) Loss. EIoU imposes penalties on three distinct geometric axes:</w:t>
+      </w:r>
+    </w:p>
+    <w:p>
+      <w:pPr>
+        <w:pStyle w:val="ListNumber"/>
+      </w:pPr>
+      <w:r>
+        <w:rPr>
+          <w:rFonts w:ascii="Calibri" w:hAnsi="Calibri"/>
+          <w:color w:val="000000"/>
+        </w:rPr>
+        <w:t>Bounding box planar overlap (IoU).</w:t>
+      </w:r>
+    </w:p>
+    <w:p>
+      <w:pPr>
+        <w:pStyle w:val="ListNumber"/>
+      </w:pPr>
+      <w:r>
+        <w:rPr>
+          <w:rFonts w:ascii="Calibri" w:hAnsi="Calibri"/>
+          <w:color w:val="000000"/>
+        </w:rPr>
+        <w:t>Euclidean distance between center-points.</w:t>
+      </w:r>
+    </w:p>
+    <w:p>
+      <w:pPr>
+        <w:pStyle w:val="ListNumber"/>
+      </w:pPr>
+      <w:r>
+        <w:rPr>
+          <w:rFonts w:ascii="Calibri" w:hAnsi="Calibri"/>
+          <w:color w:val="000000"/>
+        </w:rPr>
+        <w:t>Variance in bounding box aspect ratio and specific width-height dimensionalities.</w:t>
+      </w:r>
+    </w:p>
+    <w:p/>
+    <w:p>
+      <w:pPr>
+        <w:pStyle w:val="Heading2"/>
+      </w:pPr>
+      <w:r>
+        <w:rPr>
+          <w:rFonts w:ascii="Calibri" w:hAnsi="Calibri"/>
+          <w:color w:val="2F5496"/>
+          <w:sz w:val="28"/>
+        </w:rPr>
+        <w:lastRenderedPageBreak/>
+        <w:t>2. Data Strategy and Curation</w:t>
+      </w:r>
+    </w:p>
+    <w:p>
+      <w:pPr>
+        <w:pStyle w:val="Heading3"/>
+      </w:pPr>
+      <w:r>
+        <w:rPr>
+          <w:rFonts w:ascii="Calibri" w:hAnsi="Calibri"/>
+          <w:color w:val="1F3763"/>
+          <w:sz w:val="24"/>
+        </w:rPr>
+        <w:t>2.1 Multi-Object Dataset Preprocessing</w:t>
+      </w:r>
+    </w:p>
+    <w:p>
+      <w:r>
+        <w:rPr>
+          <w:rFonts w:ascii="Calibri" w:hAnsi="Calibri"/>
+          <w:color w:val="000000"/>
+        </w:rPr>
+        <w:t>The initial dataset distribution included images populated with multiple object annotations. Attempting to fit a single-object regression head against multi-object spatial targets induces destructive gradient phenomena (the network mathematically regresses toward the geometric centroid between disparate objects).</w:t>
+      </w:r>
+    </w:p>
+    <w:p>
+      <w:pPr>
+        <w:pStyle w:val="ListBullet"/>
+      </w:pPr>
+      <w:r>
+        <w:rPr>
+          <w:rFonts w:ascii="Calibri" w:hAnsi="Calibri"/>
+          <w:b/>
+          <w:color w:val="000000"/>
+        </w:rPr>
+        <w:t>Resolution</w:t>
+      </w:r>
+      <w:r>
+        <w:rPr>
+          <w:rFonts w:ascii="Calibri" w:hAnsi="Calibri"/>
+          <w:color w:val="000000"/>
+        </w:rPr>
+        <w:t>: A semantic parsing script was implemented to rigidly isolate and retain solely images satisfying `len(annotations) == 1`.</w:t>
+      </w:r>
+    </w:p>
+    <w:p/>
+    <w:p>
+      <w:pPr>
+        <w:pStyle w:val="Heading3"/>
+      </w:pPr>
+      <w:r>
+        <w:rPr>
+          <w:rFonts w:ascii="Calibri" w:hAnsi="Calibri"/>
+          <w:color w:val="1F3763"/>
+          <w:sz w:val="24"/>
+        </w:rPr>
+        <w:t>2.2 Validation Split Re-Engineering</w:t>
+      </w:r>
+    </w:p>
+    <w:p>
+      <w:r>
+        <w:rPr>
+          <w:rFonts w:ascii="Calibri" w:hAnsi="Calibri"/>
+          <w:color w:val="000000"/>
+        </w:rPr>
+        <w:t>The original dataset partition defined a validation subset of only 374 images. Evaluating convergence metrics across such a miniscule sample generates significant statistical noise, frequently triggering premature early stopping.</w:t>
+      </w:r>
+    </w:p>
+    <w:p>
+      <w:pPr>
+        <w:pStyle w:val="ListBullet"/>
+      </w:pPr>
+      <w:r>
+        <w:rPr>
+          <w:rFonts w:ascii="Calibri" w:hAnsi="Calibri"/>
+          <w:b/>
+          <w:color w:val="000000"/>
+        </w:rPr>
+        <w:t>Resolution</w:t>
+      </w:r>
+      <w:r>
+        <w:rPr>
+          <w:rFonts w:ascii="Calibri" w:hAnsi="Calibri"/>
+          <w:color w:val="000000"/>
+        </w:rPr>
+        <w:t>: As out-of-distribution evaluation relies upon external zero-shot video inference, the independent static test set represented redundant isolation. Thus, test annotations and images were computationally integrated into the validation split, resolving ID collisions and duplicate data pointers.</w:t>
+      </w:r>
+    </w:p>
+    <w:p>
+      <w:pPr>
+        <w:pStyle w:val="ListBullet"/>
+      </w:pPr>
+      <w:r>
+        <w:rPr>
+          <w:rFonts w:ascii="Calibri" w:hAnsi="Calibri"/>
+          <w:b/>
+          <w:color w:val="000000"/>
+        </w:rPr>
+        <w:t>Result</w:t>
+      </w:r>
+      <w:r>
+        <w:rPr>
+          <w:rFonts w:ascii="Calibri" w:hAnsi="Calibri"/>
+          <w:color w:val="000000"/>
+        </w:rPr>
+        <w:t>: The restructuring provided a statistically significant validation set of 752 images, yielding a robust 7.7:1 Train-to-Validation sample ratio.</w:t>
+      </w:r>
+    </w:p>
+    <w:p/>
+    <w:p>
+      <w:pPr>
+        <w:pStyle w:val="Heading3"/>
+      </w:pPr>
+      <w:r>
+        <w:rPr>
+          <w:rFonts w:ascii="Calibri" w:hAnsi="Calibri"/>
+          <w:color w:val="1F3763"/>
+          <w:sz w:val="24"/>
+        </w:rPr>
+        <w:t>2.3 Data Augmentation</w:t>
+      </w:r>
+    </w:p>
+    <w:p>
+      <w:r>
+        <w:rPr>
+          <w:rFonts w:ascii="Calibri" w:hAnsi="Calibri"/>
+          <w:color w:val="000000"/>
+        </w:rPr>
+        <w:t>To mitigate structural overfitting, horizontal image flipping (P=0.5) was integrated. Tigers exhibit horizontal symmetry; therefore, mirrored orientations increase variance without corrupting semantic meaning. Bounding box coordinates were mathematically inverted along the x-axis to synchronize with augmented frames. Furthermore, to address severe illumination variance expected in wild deployments, programmatic Color Jittering (modulating brightness, contrast, saturation, and hue) was applied.</w:t>
+      </w:r>
+    </w:p>
+    <w:p/>
+    <w:p>
+      <w:pPr>
+        <w:pStyle w:val="Heading2"/>
+      </w:pPr>
+      <w:r>
+        <w:rPr>
+          <w:rFonts w:ascii="Calibri" w:hAnsi="Calibri"/>
+          <w:color w:val="2F5496"/>
+          <w:sz w:val="28"/>
+        </w:rPr>
+        <w:t>3. Training Dynamics and Loss Analysis</w:t>
+      </w:r>
+    </w:p>
+    <w:p>
+      <w:r>
+        <w:rPr>
+          <w:rFonts w:ascii="Calibri" w:hAnsi="Calibri"/>
+          <w:color w:val="000000"/>
+        </w:rPr>
+        <w:t>The network was trained for 140 epochs employing a staggered "Silent Initialization" paradigm: the pre-trained backbone parameters were frozen during the first 5 epochs (LR=0.0) while the randomly initialized head absorbed massive initial gradient magnitude, effectively preventing catastrophic forgetting within the backbone features.</w:t>
+      </w:r>
+    </w:p>
+    <w:p/>
+    <w:p>
+      <w:r>
+        <w:rPr>
+          <w:b/>
+          <w:color w:val="FF0000"/>
+        </w:rPr>
+        <w:lastRenderedPageBreak/>
         <w:drawing>
-          <wp:inline distT="0" distB="0" distL="0" distR="0" wp14:anchorId="5906D822" wp14:editId="769E7FD8">
-            <wp:extent cx="2592980" cy="2582266"/>
-            <wp:effectExtent l="0" t="0" r="0" b="8890"/>
-            <wp:docPr id="1857876944" name="Picture 1"/>
+          <wp:inline distT="0" distB="0" distL="0" distR="0" wp14:anchorId="2BE9C2EC" wp14:editId="690E1EF9">
+            <wp:extent cx="5486400" cy="3402330"/>
+            <wp:effectExtent l="0" t="0" r="0" b="7620"/>
+            <wp:docPr id="1121088522" name="Picture 1"/>
             <wp:cNvGraphicFramePr>
               <a:graphicFrameLocks xmlns:a="http://schemas.openxmlformats.org/drawingml/2006/main" noChangeAspect="1"/>
             </wp:cNvGraphicFramePr>
@@ -1815,11 +1273,11 @@
               <a:graphicData uri="http://schemas.openxmlformats.org/drawingml/2006/picture">
                 <pic:pic xmlns:pic="http://schemas.openxmlformats.org/drawingml/2006/picture">
                   <pic:nvPicPr>
-                    <pic:cNvPr id="1857876944" name=""/>
+                    <pic:cNvPr id="1121088522" name=""/>
                     <pic:cNvPicPr/>
                   </pic:nvPicPr>
                   <pic:blipFill>
-                    <a:blip r:embed="rId9"/>
+                    <a:blip r:embed="rId11"/>
                     <a:stretch>
                       <a:fillRect/>
                     </a:stretch>
@@ -1827,7 +1285,7 @@
                   <pic:spPr>
                     <a:xfrm>
                       <a:off x="0" y="0"/>
-                      <a:ext cx="2596464" cy="2585735"/>
+                      <a:ext cx="5486400" cy="3402330"/>
                     </a:xfrm>
                     <a:prstGeom prst="rect">
                       <a:avLst/>
@@ -1839,30 +1297,132 @@
           </wp:inline>
         </w:drawing>
       </w:r>
+      <w:r>
+        <w:rPr>
+          <w:rFonts w:ascii="Calibri" w:hAnsi="Calibri"/>
+          <w:color w:val="000000"/>
+        </w:rPr>
+        <w:t>Figure 2: TensorBoard Loss Curves demonstrating optimization through epoch 140.</w:t>
+      </w:r>
+    </w:p>
+    <w:p/>
+    <w:p>
+      <w:pPr>
+        <w:pStyle w:val="Heading3"/>
+      </w:pPr>
+      <w:r>
+        <w:rPr>
+          <w:rFonts w:ascii="Calibri" w:hAnsi="Calibri"/>
+          <w:color w:val="1F3763"/>
+          <w:sz w:val="24"/>
+        </w:rPr>
+        <w:t>3.1 Loss Curve Analytics</w:t>
+      </w:r>
     </w:p>
     <w:p>
       <w:r>
         <w:rPr>
           <w:rFonts w:ascii="Calibri" w:hAnsi="Calibri"/>
-          <w:i/>
           <w:color w:val="000000"/>
-          <w:sz w:val="22"/>
-        </w:rPr>
-        <w:t>Figure 2: Static image inference demonstrating accurate bounding box geometry.</w:t>
+        </w:rPr>
+        <w:t>Observation of the telemetric data reveals key training behaviors:</w:t>
       </w:r>
     </w:p>
     <w:p>
       <w:pPr>
+        <w:pStyle w:val="ListBullet"/>
+      </w:pPr>
+      <w:r>
+        <w:rPr>
+          <w:rFonts w:ascii="Calibri" w:hAnsi="Calibri"/>
+          <w:b/>
+          <w:color w:val="000000"/>
+        </w:rPr>
+        <w:t>Generalization Capacity</w:t>
+      </w:r>
+      <w:r>
+        <w:rPr>
+          <w:rFonts w:ascii="Calibri" w:hAnsi="Calibri"/>
+          <w:color w:val="000000"/>
+        </w:rPr>
+        <w:t>: The `Loss/val` trajectory mirrors the `Loss/train` loss vector with strong correlation through 140 epochs, ultimately yielding an optimal validation Intersection over Union (</w:t>
+      </w:r>
+      <w:r>
+        <w:rPr>
+          <w:rFonts w:ascii="Calibri" w:hAnsi="Calibri"/>
+          <w:b/>
+          <w:color w:val="000000"/>
+        </w:rPr>
+        <w:t>IoU</w:t>
+      </w:r>
+      <w:r>
+        <w:rPr>
+          <w:rFonts w:ascii="Calibri" w:hAnsi="Calibri"/>
+          <w:color w:val="000000"/>
+        </w:rPr>
+        <w:t xml:space="preserve">) of </w:t>
+      </w:r>
+      <w:r>
+        <w:rPr>
+          <w:rFonts w:ascii="Calibri" w:hAnsi="Calibri"/>
+          <w:b/>
+          <w:color w:val="000000"/>
+        </w:rPr>
+        <w:t>90.0%</w:t>
+      </w:r>
+      <w:r>
+        <w:rPr>
+          <w:rFonts w:ascii="Calibri" w:hAnsi="Calibri"/>
+          <w:color w:val="000000"/>
+        </w:rPr>
+        <w:t>. The absence of upward divergence confirms that the applied dropout and weight-decay regularization strategies successfully mitigated overfitting.</w:t>
+      </w:r>
+    </w:p>
+    <w:p>
+      <w:pPr>
+        <w:pStyle w:val="ListBullet"/>
+      </w:pPr>
+      <w:r>
+        <w:rPr>
+          <w:rFonts w:ascii="Calibri" w:hAnsi="Calibri"/>
+          <w:b/>
+          <w:color w:val="000000"/>
+        </w:rPr>
+        <w:t>Localization versus Scaling Error</w:t>
+      </w:r>
+      <w:r>
+        <w:rPr>
+          <w:rFonts w:ascii="Calibri" w:hAnsi="Calibri"/>
+          <w:color w:val="000000"/>
+        </w:rPr>
+        <w:t>: The `Loss/val_coord` (representing absolute center-point variance) decays to ~0.0004 virtually immediately, indicating the MobileNet backbone extracts focal localization with trivial difficulty. Conversely, `Loss/val_iou` reduces logarithmically over the full training cycle. This split proves the primary optimization challenge lies not in localizing the object center, but in precise scalar geometry estimation (object width and height resolution).</w:t>
+      </w:r>
+    </w:p>
+    <w:p/>
+    <w:p>
+      <w:pPr>
+        <w:pStyle w:val="Heading2"/>
+      </w:pPr>
+      <w:r>
+        <w:rPr>
+          <w:rFonts w:ascii="Calibri" w:hAnsi="Calibri"/>
+          <w:color w:val="2F5496"/>
+          <w:sz w:val="28"/>
+        </w:rPr>
+        <w:t>4. Zero-Shot Video Tracking and Inference</w:t>
+      </w:r>
+    </w:p>
+    <w:p>
+      <w:pPr>
         <w:pStyle w:val="Heading3"/>
       </w:pPr>
       <w:r>
         <w:rPr>
           <w:rFonts w:ascii="Calibri" w:hAnsi="Calibri"/>
-          <w:b/>
           <w:color w:val="1F3763"/>
           <w:sz w:val="24"/>
         </w:rPr>
-        <w:t>4.2 Engineering the Video Pipeline</w:t>
+        <w:t>4.1 Static Evaluation</w:t>
       </w:r>
     </w:p>
     <w:p>
@@ -1870,110 +1430,28 @@
         <w:rPr>
           <w:rFonts w:ascii="Calibri" w:hAnsi="Calibri"/>
           <w:color w:val="000000"/>
-          <w:sz w:val="22"/>
-        </w:rPr>
-        <w:t>Applying a static-image object detector to video frames natively results in high-frequency bounding box jitter, as the model lacks temporal awareness between frames. To adapt our Part 2 model for the provided `Big Cats` video, we engineered a "Tracking-by-Detection" pipeline:</w:t>
+        </w:rPr>
+        <w:t>The architecture was evaluated across both the training distributions and validation set subsets to empirically confirm bounding box tightness and prediction confidence.</w:t>
       </w:r>
     </w:p>
+    <w:p/>
     <w:p>
       <w:pPr>
-        <w:pStyle w:val="ListNumber"/>
-      </w:pPr>
-      <w:r>
         <w:rPr>
           <w:rFonts w:ascii="Calibri" w:hAnsi="Calibri"/>
           <w:color w:val="000000"/>
-          <w:sz w:val="22"/>
-        </w:rPr>
-        <w:t xml:space="preserve"> </w:t>
-      </w:r>
-      <w:r>
-        <w:rPr>
-          <w:rFonts w:ascii="Calibri" w:hAnsi="Calibri"/>
-          <w:b/>
+        </w:rPr>
+      </w:pPr>
+      <w:r>
+        <w:rPr>
+          <w:rFonts w:ascii="Calibri" w:hAnsi="Calibri"/>
           <w:color w:val="000000"/>
-          <w:sz w:val="22"/>
-        </w:rPr>
-        <w:t>Exponential Moving Average (EMA) Temporal Smoothing:</w:t>
-      </w:r>
-    </w:p>
-    <w:p>
-      <w:r>
-        <w:rPr>
-          <w:rFonts w:ascii="Calibri" w:hAnsi="Calibri"/>
-          <w:color w:val="000000"/>
-          <w:sz w:val="22"/>
-        </w:rPr>
-        <w:t>We applied a mathematical momentum (Alpha alpha = 0.35) to the coordinate predictions.</w:t>
-      </w:r>
-    </w:p>
-    <w:p>
-      <w:r>
-        <w:rPr>
-          <w:rFonts w:ascii="Calibri" w:hAnsi="Calibri"/>
-          <w:color w:val="000000"/>
-          <w:sz w:val="22"/>
-        </w:rPr>
-        <w:lastRenderedPageBreak/>
-        <w:t>Box_current = (alpha * Box_predicted) + ((1 - alpha) * Box_history)</w:t>
-      </w:r>
-    </w:p>
-    <w:p>
-      <w:r>
-        <w:rPr>
-          <w:rFonts w:ascii="Calibri" w:hAnsi="Calibri"/>
-          <w:color w:val="000000"/>
-          <w:sz w:val="22"/>
-        </w:rPr>
-        <w:t>This heavily dampens 60% of frame-to-frame coordinate noise, creating a cinematic, trackable bounding box.</w:t>
-      </w:r>
-    </w:p>
-    <w:p>
-      <w:pPr>
-        <w:pStyle w:val="ListNumber"/>
-      </w:pPr>
-      <w:r>
-        <w:rPr>
-          <w:rFonts w:ascii="Calibri" w:hAnsi="Calibri"/>
-          <w:color w:val="000000"/>
-          <w:sz w:val="22"/>
-        </w:rPr>
-        <w:t xml:space="preserve"> </w:t>
-      </w:r>
-      <w:r>
-        <w:rPr>
-          <w:rFonts w:ascii="Calibri" w:hAnsi="Calibri"/>
-          <w:b/>
-          <w:color w:val="000000"/>
-          <w:sz w:val="22"/>
-        </w:rPr>
-        <w:t>Physics &amp; Plausibility Gating:</w:t>
-      </w:r>
-    </w:p>
-    <w:p>
-      <w:r>
-        <w:rPr>
-          <w:rFonts w:ascii="Calibri" w:hAnsi="Calibri"/>
-          <w:color w:val="000000"/>
-          <w:sz w:val="22"/>
-        </w:rPr>
-        <w:t>We implemented hard physics constraints to reject model hallucinations during motion blur or camera cuts. If a prediction violated the maximum frame-to-frame jump (Center delta &gt; 50%) or impossible scalar changes (Shape delta &gt; 80%), the prediction was rejected as a false positive, and the EMA tracker carried the momentum until the model regained structural confidence.</w:t>
-      </w:r>
-    </w:p>
-    <w:p>
-      <w:r>
-        <w:rPr>
-          <w:rFonts w:ascii="Calibri" w:hAnsi="Calibri"/>
-          <w:b/>
-          <w:noProof/>
-          <w:color w:val="000000"/>
-          <w:sz w:val="22"/>
         </w:rPr>
         <w:drawing>
-          <wp:inline distT="0" distB="0" distL="0" distR="0" wp14:anchorId="399B6619" wp14:editId="19A8A4D3">
-            <wp:extent cx="5486400" cy="3088005"/>
-            <wp:effectExtent l="0" t="0" r="0" b="0"/>
-            <wp:docPr id="511909103" name="Picture 1"/>
+          <wp:inline distT="0" distB="0" distL="0" distR="0" wp14:anchorId="1EAC8C6C" wp14:editId="2CEA9DFC">
+            <wp:extent cx="5486400" cy="3197225"/>
+            <wp:effectExtent l="0" t="0" r="0" b="3175"/>
+            <wp:docPr id="2086162946" name="Picture 1"/>
             <wp:cNvGraphicFramePr>
               <a:graphicFrameLocks xmlns:a="http://schemas.openxmlformats.org/drawingml/2006/main" noChangeAspect="1"/>
             </wp:cNvGraphicFramePr>
@@ -1981,11 +1459,11 @@
               <a:graphicData uri="http://schemas.openxmlformats.org/drawingml/2006/picture">
                 <pic:pic xmlns:pic="http://schemas.openxmlformats.org/drawingml/2006/picture">
                   <pic:nvPicPr>
-                    <pic:cNvPr id="511909103" name=""/>
+                    <pic:cNvPr id="2086162946" name=""/>
                     <pic:cNvPicPr/>
                   </pic:nvPicPr>
                   <pic:blipFill>
-                    <a:blip r:embed="rId10"/>
+                    <a:blip r:embed="rId12"/>
                     <a:stretch>
                       <a:fillRect/>
                     </a:stretch>
@@ -1993,7 +1471,7 @@
                   <pic:spPr>
                     <a:xfrm>
                       <a:off x="0" y="0"/>
-                      <a:ext cx="5486400" cy="3088005"/>
+                      <a:ext cx="5486400" cy="3197225"/>
                     </a:xfrm>
                     <a:prstGeom prst="rect">
                       <a:avLst/>
@@ -2005,25 +1483,230 @@
           </wp:inline>
         </w:drawing>
       </w:r>
-      <w:r>
-        <w:rPr>
-          <w:rFonts w:ascii="Calibri" w:hAnsi="Calibri"/>
-          <w:i/>
+    </w:p>
+    <w:p>
+      <w:r>
+        <w:rPr>
+          <w:rFonts w:ascii="Calibri" w:hAnsi="Calibri"/>
           <w:color w:val="000000"/>
-          <w:sz w:val="22"/>
-        </w:rPr>
-        <w:t>Figure 3: Zero-shot video inference demonstrating temporal EMA tracking.</w:t>
+        </w:rPr>
+        <w:t>Figure 3: Static image inference demonstrating accurate bounding box geometry.</w:t>
       </w:r>
     </w:p>
     <w:p/>
     <w:p>
       <w:pPr>
+        <w:pStyle w:val="Heading3"/>
+      </w:pPr>
+      <w:r>
+        <w:rPr>
+          <w:rFonts w:ascii="Calibri" w:hAnsi="Calibri"/>
+          <w:color w:val="1F3763"/>
+          <w:sz w:val="24"/>
+        </w:rPr>
+        <w:t>4.2 Tracking Pipeline Engineering</w:t>
+      </w:r>
+    </w:p>
+    <w:p>
+      <w:r>
+        <w:rPr>
+          <w:rFonts w:ascii="Calibri" w:hAnsi="Calibri"/>
+          <w:color w:val="000000"/>
+        </w:rPr>
+        <w:t>Applying a static-image object detection model natively across continuous video frames generates high-frequency bounding box temporal jitter. To stabilize inference on the external dataset sequence, a "Tracking-by-Detection" pipeline was implemented:</w:t>
+      </w:r>
+    </w:p>
+    <w:p>
+      <w:pPr>
+        <w:pStyle w:val="ListBullet"/>
+      </w:pPr>
+      <w:r>
+        <w:rPr>
+          <w:rFonts w:ascii="Calibri" w:hAnsi="Calibri"/>
+          <w:b/>
+          <w:color w:val="000000"/>
+        </w:rPr>
+        <w:t>Exponential Moving Average (EMA) Smoothing</w:t>
+      </w:r>
+      <w:r>
+        <w:rPr>
+          <w:rFonts w:ascii="Calibri" w:hAnsi="Calibri"/>
+          <w:color w:val="000000"/>
+        </w:rPr>
+        <w:t>: A mathematical scalar momentum (alpha = 0.35) was embedded into the coordinate estimation loop:</w:t>
+      </w:r>
+    </w:p>
+    <w:p>
+      <w:r>
+        <w:rPr>
+          <w:rFonts w:ascii="Calibri" w:hAnsi="Calibri"/>
+          <w:color w:val="000000"/>
+        </w:rPr>
+        <w:t xml:space="preserve">Box_current = (alpha </w:t>
+      </w:r>
+      <w:r>
+        <w:rPr>
+          <w:rFonts w:ascii="Calibri" w:hAnsi="Calibri"/>
+          <w:i/>
+          <w:color w:val="000000"/>
+        </w:rPr>
+        <w:t xml:space="preserve"> Box_predicted) + ((1 - alpha) </w:t>
+      </w:r>
+      <w:r>
+        <w:rPr>
+          <w:rFonts w:ascii="Calibri" w:hAnsi="Calibri"/>
+          <w:color w:val="000000"/>
+        </w:rPr>
+        <w:t xml:space="preserve"> Box_history)</w:t>
+      </w:r>
+    </w:p>
+    <w:p>
+      <w:r>
+        <w:rPr>
+          <w:rFonts w:ascii="Calibri" w:hAnsi="Calibri"/>
+          <w:color w:val="000000"/>
+        </w:rPr>
+        <w:t>This operation geometrically filters high-frequency frame-to-frame coordinate noise, yielding visually stabilized bounding tracking.</w:t>
+      </w:r>
+    </w:p>
+    <w:p>
+      <w:pPr>
+        <w:pStyle w:val="ListBullet"/>
+      </w:pPr>
+      <w:r>
+        <w:rPr>
+          <w:rFonts w:ascii="Calibri" w:hAnsi="Calibri"/>
+          <w:b/>
+          <w:color w:val="000000"/>
+        </w:rPr>
+        <w:t>Physics Plausibility Gating</w:t>
+      </w:r>
+      <w:r>
+        <w:rPr>
+          <w:rFonts w:ascii="Calibri" w:hAnsi="Calibri"/>
+          <w:color w:val="000000"/>
+        </w:rPr>
+        <w:t>: Hard kinematic constraints were appended to reject anomalous model hallucinations induced by motion blur. If an absolute prediction exceeded standard physical frame-to-frame translation limits (Center delta &gt; 50%) or impossible morphological shifts (Shape delta &gt; 80%), the raw prediction was rejected.</w:t>
+      </w:r>
+    </w:p>
+    <w:p/>
+    <w:p>
+      <w:pPr>
+        <w:pStyle w:val="Heading3"/>
+      </w:pPr>
+      <w:r>
+        <w:rPr>
+          <w:rFonts w:ascii="Calibri" w:hAnsi="Calibri"/>
+          <w:color w:val="1F3763"/>
+          <w:sz w:val="24"/>
+        </w:rPr>
+        <w:lastRenderedPageBreak/>
+        <w:t>4.3 Video Inference Limitations</w:t>
+      </w:r>
+    </w:p>
+    <w:p>
+      <w:r>
+        <w:rPr>
+          <w:rFonts w:ascii="Calibri" w:hAnsi="Calibri"/>
+          <w:color w:val="000000"/>
+        </w:rPr>
+        <w:t xml:space="preserve">During live sequence rendering over the continuous external video, the network sustained highly contiguous tracking, governed successfully by the EMA momentum logic. However, an empirical vulnerability materialized: when the target traversed terrain featuring a background statistically contiguous in local color spectra and structural shape (e.g., highly textured yellow/brown </w:t>
+      </w:r>
+      <w:r>
+        <w:rPr>
+          <w:rFonts w:ascii="Calibri" w:hAnsi="Calibri"/>
+          <w:color w:val="000000"/>
+        </w:rPr>
+        <w:t>savannah</w:t>
+      </w:r>
+      <w:r>
+        <w:rPr>
+          <w:rFonts w:ascii="Calibri" w:hAnsi="Calibri"/>
+          <w:color w:val="000000"/>
+        </w:rPr>
+        <w:t xml:space="preserve"> scrub), performance degraded marginally. The semantic boundary distinguishing the foreground mass from the background eroded </w:t>
+      </w:r>
+      <w:r>
+        <w:rPr>
+          <w:rFonts w:ascii="Calibri" w:hAnsi="Calibri"/>
+          <w:color w:val="000000"/>
+        </w:rPr>
+        <w:t>slightly</w:t>
+      </w:r>
+      <w:r>
+        <w:rPr>
+          <w:rFonts w:ascii="Calibri" w:hAnsi="Calibri"/>
+          <w:color w:val="000000"/>
+        </w:rPr>
+        <w:t xml:space="preserve"> across the limited 576-channel topology, causing temporary dimensional fluctuation before restabilizing in clearer contrast frames.</w:t>
+      </w:r>
+    </w:p>
+    <w:p/>
+    <w:p>
+      <w:pPr>
+        <w:rPr>
+          <w:rFonts w:ascii="Calibri" w:hAnsi="Calibri"/>
+          <w:color w:val="000000"/>
+        </w:rPr>
+      </w:pPr>
+      <w:r>
+        <w:rPr>
+          <w:noProof/>
+        </w:rPr>
+        <w:drawing>
+          <wp:inline distT="0" distB="0" distL="0" distR="0" wp14:anchorId="5E3AD573" wp14:editId="121B987D">
+            <wp:extent cx="4304762" cy="2542857"/>
+            <wp:effectExtent l="0" t="0" r="635" b="0"/>
+            <wp:docPr id="1513294129" name="Picture 1"/>
+            <wp:cNvGraphicFramePr>
+              <a:graphicFrameLocks xmlns:a="http://schemas.openxmlformats.org/drawingml/2006/main" noChangeAspect="1"/>
+            </wp:cNvGraphicFramePr>
+            <a:graphic xmlns:a="http://schemas.openxmlformats.org/drawingml/2006/main">
+              <a:graphicData uri="http://schemas.openxmlformats.org/drawingml/2006/picture">
+                <pic:pic xmlns:pic="http://schemas.openxmlformats.org/drawingml/2006/picture">
+                  <pic:nvPicPr>
+                    <pic:cNvPr id="1513294129" name=""/>
+                    <pic:cNvPicPr/>
+                  </pic:nvPicPr>
+                  <pic:blipFill>
+                    <a:blip r:embed="rId13"/>
+                    <a:stretch>
+                      <a:fillRect/>
+                    </a:stretch>
+                  </pic:blipFill>
+                  <pic:spPr>
+                    <a:xfrm>
+                      <a:off x="0" y="0"/>
+                      <a:ext cx="4304762" cy="2542857"/>
+                    </a:xfrm>
+                    <a:prstGeom prst="rect">
+                      <a:avLst/>
+                    </a:prstGeom>
+                  </pic:spPr>
+                </pic:pic>
+              </a:graphicData>
+            </a:graphic>
+          </wp:inline>
+        </w:drawing>
+      </w:r>
+    </w:p>
+    <w:p>
+      <w:r>
+        <w:rPr>
+          <w:rFonts w:ascii="Calibri" w:hAnsi="Calibri"/>
+          <w:color w:val="000000"/>
+        </w:rPr>
+        <w:t>Figure 4: Zero-shot video inference demonstrating temporal EMA tracking.</w:t>
+      </w:r>
+    </w:p>
+    <w:p/>
+    <w:p>
+      <w:pPr>
         <w:pStyle w:val="Heading2"/>
       </w:pPr>
       <w:r>
         <w:rPr>
           <w:rFonts w:ascii="Calibri" w:hAnsi="Calibri"/>
-          <w:b/>
           <w:color w:val="2F5496"/>
           <w:sz w:val="28"/>
         </w:rPr>
@@ -2035,18 +1718,9 @@
         <w:rPr>
           <w:rFonts w:ascii="Calibri" w:hAnsi="Calibri"/>
           <w:color w:val="000000"/>
-          <w:sz w:val="22"/>
-        </w:rPr>
-        <w:t>The MobileNetV3-Small architecture, combined with EIoU loss and a strict single-object data filtering strategy, proved highly capable. The mathematical split of the TensorBoard graphs proves that spatial localization is trivial for this architecture, while scalar geometry (width/height) dominates the learning phase. Finally, wrapping the stateless model in an EMA Plausibility filter successfully bridged the gap between static detection and continuous video tracking.</w:t>
-      </w:r>
-    </w:p>
-    <w:p>
-      <w:pPr>
-        <w:rPr>
-          <w:rtl/>
-          <w:lang w:val="en-AU" w:bidi="he-IL"/>
-        </w:rPr>
-      </w:pPr>
+        </w:rPr>
+        <w:t>The implementation of the MobileNetV3-Small framework, coupled with EIoU loss optimization and rigid data filtering operations, yielded a highly performant classification-to-detection transition achieving a 90% peak validation IoU. Empirical loss analytics confirmed that while spatial localization is computed rapidly by the backbone, bounding box scalar geometry governs the primary learning phase. Finally, encapsulating the stateless neural network within an EMA Plausibility tracking filter successfully resolved native inter-frame jitter, creating a robust, continuous video tracking system constrained only by foreground-background structural isomorphism scenarios.</w:t>
+      </w:r>
     </w:p>
     <w:sectPr>
       <w:pgSz w:w="12240" w:h="15840"/>
@@ -2213,7 +1887,7 @@
   <w:abstractNum w:abstractNumId="8" w15:restartNumberingAfterBreak="0">
     <w:nsid w:val="FFFFFF89"/>
     <w:multiLevelType w:val="singleLevel"/>
-    <w:tmpl w:val="29761A62"/>
+    <w:tmpl w:val="CA909B08"/>
     <w:lvl w:ilvl="0">
       <w:start w:val="1"/>
       <w:numFmt w:val="bullet"/>
@@ -2231,31 +1905,31 @@
       </w:rPr>
     </w:lvl>
   </w:abstractNum>
-  <w:num w:numId="1" w16cid:durableId="375468515">
+  <w:num w:numId="1" w16cid:durableId="759331340">
     <w:abstractNumId w:val="8"/>
   </w:num>
-  <w:num w:numId="2" w16cid:durableId="49967571">
+  <w:num w:numId="2" w16cid:durableId="1604916662">
     <w:abstractNumId w:val="6"/>
   </w:num>
-  <w:num w:numId="3" w16cid:durableId="681932302">
+  <w:num w:numId="3" w16cid:durableId="1848787328">
     <w:abstractNumId w:val="5"/>
   </w:num>
-  <w:num w:numId="4" w16cid:durableId="205677948">
+  <w:num w:numId="4" w16cid:durableId="918754087">
     <w:abstractNumId w:val="4"/>
   </w:num>
-  <w:num w:numId="5" w16cid:durableId="1870339093">
+  <w:num w:numId="5" w16cid:durableId="1747680849">
     <w:abstractNumId w:val="7"/>
   </w:num>
-  <w:num w:numId="6" w16cid:durableId="500661379">
+  <w:num w:numId="6" w16cid:durableId="1648702300">
     <w:abstractNumId w:val="3"/>
   </w:num>
-  <w:num w:numId="7" w16cid:durableId="371273240">
+  <w:num w:numId="7" w16cid:durableId="2075882842">
     <w:abstractNumId w:val="2"/>
   </w:num>
-  <w:num w:numId="8" w16cid:durableId="708261145">
+  <w:num w:numId="8" w16cid:durableId="2055962437">
     <w:abstractNumId w:val="1"/>
   </w:num>
-  <w:num w:numId="9" w16cid:durableId="305163992">
+  <w:num w:numId="9" w16cid:durableId="796795756">
     <w:abstractNumId w:val="0"/>
   </w:num>
 </w:numbering>
@@ -13641,6 +13315,29 @@
       </w:tcPr>
     </w:tblStylePr>
   </w:style>
+  <w:style w:type="character" w:styleId="Hyperlink">
+    <w:name w:val="Hyperlink"/>
+    <w:basedOn w:val="DefaultParagraphFont"/>
+    <w:uiPriority w:val="99"/>
+    <w:unhideWhenUsed/>
+    <w:rsid w:val="00303C0F"/>
+    <w:rPr>
+      <w:color w:val="0000FF" w:themeColor="hyperlink"/>
+      <w:u w:val="single"/>
+    </w:rPr>
+  </w:style>
+  <w:style w:type="character" w:styleId="UnresolvedMention">
+    <w:name w:val="Unresolved Mention"/>
+    <w:basedOn w:val="DefaultParagraphFont"/>
+    <w:uiPriority w:val="99"/>
+    <w:semiHidden/>
+    <w:unhideWhenUsed/>
+    <w:rsid w:val="00303C0F"/>
+    <w:rPr>
+      <w:color w:val="605E5C"/>
+      <w:shd w:val="clear" w:color="auto" w:fill="E1DFDD"/>
+    </w:rPr>
+  </w:style>
 </w:styles>
 </file>
 
